--- a/documentacion/Sprint 3/Test Cases Sprint 3.docx
+++ b/documentacion/Sprint 3/Test Cases Sprint 3.docx
@@ -313,25 +313,14 @@
               </w:rPr>
               <w:t> </w:t>
             </w:r>
-            <w:proofErr w:type="spellStart"/>
-            <w:r>
-              <w:rPr>
-                <w:rFonts w:ascii="Century Gothic" w:eastAsia="Times New Roman" w:hAnsi="Century Gothic" w:cs="Arial"/>
-                <w:color w:val="000000"/>
-                <w:sz w:val="20"/>
-                <w:szCs w:val="20"/>
-              </w:rPr>
-              <w:t>Usuarios</w:t>
-            </w:r>
-            <w:proofErr w:type="spellEnd"/>
-            <w:r>
-              <w:rPr>
-                <w:rFonts w:ascii="Century Gothic" w:eastAsia="Times New Roman" w:hAnsi="Century Gothic" w:cs="Arial"/>
-                <w:color w:val="000000"/>
-                <w:sz w:val="20"/>
-                <w:szCs w:val="20"/>
-              </w:rPr>
-              <w:t xml:space="preserve"> bug</w:t>
+            <w:r>
+              <w:rPr>
+                <w:rFonts w:ascii="Century Gothic" w:eastAsia="Times New Roman" w:hAnsi="Century Gothic" w:cs="Arial"/>
+                <w:color w:val="000000"/>
+                <w:sz w:val="20"/>
+                <w:szCs w:val="20"/>
+              </w:rPr>
+              <w:t>Usuarios bug</w:t>
             </w:r>
           </w:p>
         </w:tc>
@@ -1118,27 +1107,7 @@
                 <w:szCs w:val="20"/>
                 <w:lang w:val="es-ES"/>
               </w:rPr>
-              <w:t>Browser con acceso al front</w:t>
-            </w:r>
-            <w:r>
-              <w:rPr>
-                <w:rFonts w:ascii="Century Gothic" w:eastAsia="Times New Roman" w:hAnsi="Century Gothic" w:cs="Arial"/>
-                <w:color w:val="000000"/>
-                <w:sz w:val="20"/>
-                <w:szCs w:val="20"/>
-                <w:lang w:val="es-ES"/>
-              </w:rPr>
-              <w:t>-</w:t>
-            </w:r>
-            <w:r>
-              <w:rPr>
-                <w:rFonts w:ascii="Century Gothic" w:eastAsia="Times New Roman" w:hAnsi="Century Gothic" w:cs="Arial"/>
-                <w:color w:val="000000"/>
-                <w:sz w:val="20"/>
-                <w:szCs w:val="20"/>
-                <w:lang w:val="es-ES"/>
-              </w:rPr>
-              <w:t>end de la aplicación web.</w:t>
+              <w:t>Browser con acceso al front-end de la aplicación web.</w:t>
             </w:r>
           </w:p>
         </w:tc>
@@ -4081,6 +4050,4174 @@
         </w:rPr>
       </w:pPr>
     </w:p>
+    <w:p>
+      <w:pPr>
+        <w:rPr>
+          <w:lang w:val="es-ES"/>
+        </w:rPr>
+      </w:pPr>
+    </w:p>
+    <w:p>
+      <w:pPr>
+        <w:jc w:val="center"/>
+        <w:rPr>
+          <w:b/>
+          <w:bCs/>
+          <w:sz w:val="32"/>
+          <w:szCs w:val="32"/>
+          <w:lang w:val="es-MX"/>
+        </w:rPr>
+      </w:pPr>
+      <w:r>
+        <w:rPr>
+          <w:b/>
+          <w:bCs/>
+          <w:sz w:val="32"/>
+          <w:szCs w:val="32"/>
+          <w:lang w:val="es-MX"/>
+        </w:rPr>
+        <w:t xml:space="preserve">Módulo: </w:t>
+      </w:r>
+      <w:r>
+        <w:rPr>
+          <w:b/>
+          <w:bCs/>
+          <w:sz w:val="32"/>
+          <w:szCs w:val="32"/>
+          <w:lang w:val="es-MX"/>
+        </w:rPr>
+        <w:t>Productos</w:t>
+      </w:r>
+    </w:p>
+    <w:p>
+      <w:pPr>
+        <w:jc w:val="center"/>
+        <w:rPr>
+          <w:b/>
+          <w:bCs/>
+          <w:sz w:val="32"/>
+          <w:szCs w:val="32"/>
+          <w:lang w:val="es-MX"/>
+        </w:rPr>
+      </w:pPr>
+      <w:r>
+        <w:rPr>
+          <w:b/>
+          <w:bCs/>
+          <w:sz w:val="32"/>
+          <w:szCs w:val="32"/>
+          <w:lang w:val="es-MX"/>
+        </w:rPr>
+        <w:t>Código: M</w:t>
+      </w:r>
+      <w:r>
+        <w:rPr>
+          <w:b/>
+          <w:bCs/>
+          <w:sz w:val="32"/>
+          <w:szCs w:val="32"/>
+          <w:lang w:val="es-MX"/>
+        </w:rPr>
+        <w:t>2</w:t>
+      </w:r>
+    </w:p>
+    <w:p>
+      <w:pPr>
+        <w:rPr>
+          <w:lang w:val="es-MX"/>
+        </w:rPr>
+      </w:pPr>
+    </w:p>
+    <w:tbl>
+      <w:tblPr>
+        <w:tblW w:w="14897" w:type="dxa"/>
+        <w:tblLayout w:type="fixed"/>
+        <w:tblLook w:val="04A0" w:firstRow="1" w:lastRow="0" w:firstColumn="1" w:lastColumn="0" w:noHBand="0" w:noVBand="1"/>
+      </w:tblPr>
+      <w:tblGrid>
+        <w:gridCol w:w="813"/>
+        <w:gridCol w:w="2890"/>
+        <w:gridCol w:w="20"/>
+        <w:gridCol w:w="1516"/>
+        <w:gridCol w:w="1445"/>
+        <w:gridCol w:w="763"/>
+        <w:gridCol w:w="592"/>
+        <w:gridCol w:w="1716"/>
+        <w:gridCol w:w="1084"/>
+        <w:gridCol w:w="331"/>
+        <w:gridCol w:w="933"/>
+        <w:gridCol w:w="994"/>
+        <w:gridCol w:w="1800"/>
+      </w:tblGrid>
+      <w:tr>
+        <w:trPr>
+          <w:trHeight w:val="289"/>
+        </w:trPr>
+        <w:tc>
+          <w:tcPr>
+            <w:tcW w:w="5239" w:type="dxa"/>
+            <w:gridSpan w:val="4"/>
+            <w:tcBorders>
+              <w:top w:val="nil"/>
+              <w:left w:val="nil"/>
+              <w:bottom w:val="nil"/>
+              <w:right w:val="nil"/>
+            </w:tcBorders>
+            <w:shd w:val="clear" w:color="auto" w:fill="auto"/>
+            <w:noWrap/>
+            <w:vAlign w:val="center"/>
+            <w:hideMark/>
+          </w:tcPr>
+          <w:p>
+            <w:pPr>
+              <w:ind w:left="-109"/>
+              <w:rPr>
+                <w:rFonts w:ascii="Century Gothic" w:eastAsia="Times New Roman" w:hAnsi="Century Gothic" w:cs="Arial"/>
+                <w:b/>
+                <w:bCs/>
+                <w:color w:val="000000"/>
+                <w:sz w:val="18"/>
+                <w:szCs w:val="18"/>
+              </w:rPr>
+            </w:pPr>
+            <w:r>
+              <w:rPr>
+                <w:rFonts w:ascii="Century Gothic" w:eastAsia="Times New Roman" w:hAnsi="Century Gothic" w:cs="Arial"/>
+                <w:b/>
+                <w:bCs/>
+                <w:color w:val="000000"/>
+                <w:sz w:val="18"/>
+                <w:szCs w:val="18"/>
+              </w:rPr>
+              <w:t>TEST TITLE</w:t>
+            </w:r>
+          </w:p>
+        </w:tc>
+        <w:tc>
+          <w:tcPr>
+            <w:tcW w:w="1445" w:type="dxa"/>
+            <w:tcBorders>
+              <w:top w:val="nil"/>
+              <w:left w:val="nil"/>
+              <w:bottom w:val="nil"/>
+              <w:right w:val="nil"/>
+            </w:tcBorders>
+            <w:shd w:val="clear" w:color="auto" w:fill="auto"/>
+            <w:noWrap/>
+            <w:vAlign w:val="center"/>
+            <w:hideMark/>
+          </w:tcPr>
+          <w:p>
+            <w:pPr>
+              <w:ind w:left="-102"/>
+              <w:rPr>
+                <w:rFonts w:ascii="Century Gothic" w:eastAsia="Times New Roman" w:hAnsi="Century Gothic" w:cs="Arial"/>
+                <w:b/>
+                <w:bCs/>
+                <w:color w:val="000000"/>
+                <w:sz w:val="18"/>
+                <w:szCs w:val="18"/>
+              </w:rPr>
+            </w:pPr>
+            <w:r>
+              <w:rPr>
+                <w:rFonts w:ascii="Century Gothic" w:eastAsia="Times New Roman" w:hAnsi="Century Gothic" w:cs="Arial"/>
+                <w:b/>
+                <w:bCs/>
+                <w:color w:val="000000"/>
+                <w:sz w:val="18"/>
+                <w:szCs w:val="18"/>
+              </w:rPr>
+              <w:t>PRIORITY</w:t>
+            </w:r>
+          </w:p>
+        </w:tc>
+        <w:tc>
+          <w:tcPr>
+            <w:tcW w:w="3071" w:type="dxa"/>
+            <w:gridSpan w:val="3"/>
+            <w:tcBorders>
+              <w:top w:val="nil"/>
+              <w:left w:val="nil"/>
+              <w:bottom w:val="single" w:sz="4" w:space="0" w:color="BFBFBF"/>
+              <w:right w:val="nil"/>
+            </w:tcBorders>
+            <w:shd w:val="clear" w:color="auto" w:fill="auto"/>
+            <w:noWrap/>
+            <w:vAlign w:val="center"/>
+            <w:hideMark/>
+          </w:tcPr>
+          <w:p>
+            <w:pPr>
+              <w:ind w:left="-102"/>
+              <w:rPr>
+                <w:rFonts w:ascii="Century Gothic" w:eastAsia="Times New Roman" w:hAnsi="Century Gothic" w:cs="Arial"/>
+                <w:b/>
+                <w:bCs/>
+                <w:color w:val="000000"/>
+                <w:sz w:val="18"/>
+                <w:szCs w:val="18"/>
+              </w:rPr>
+            </w:pPr>
+            <w:r>
+              <w:rPr>
+                <w:rFonts w:ascii="Century Gothic" w:eastAsia="Times New Roman" w:hAnsi="Century Gothic" w:cs="Arial"/>
+                <w:b/>
+                <w:bCs/>
+                <w:color w:val="000000"/>
+                <w:sz w:val="18"/>
+                <w:szCs w:val="18"/>
+              </w:rPr>
+              <w:t>TEST CASE ID</w:t>
+            </w:r>
+          </w:p>
+        </w:tc>
+        <w:tc>
+          <w:tcPr>
+            <w:tcW w:w="3342" w:type="dxa"/>
+            <w:gridSpan w:val="4"/>
+            <w:tcBorders>
+              <w:top w:val="nil"/>
+              <w:left w:val="nil"/>
+              <w:bottom w:val="single" w:sz="4" w:space="0" w:color="BFBFBF"/>
+              <w:right w:val="nil"/>
+            </w:tcBorders>
+            <w:shd w:val="clear" w:color="auto" w:fill="auto"/>
+            <w:noWrap/>
+            <w:vAlign w:val="center"/>
+            <w:hideMark/>
+          </w:tcPr>
+          <w:p>
+            <w:pPr>
+              <w:rPr>
+                <w:rFonts w:ascii="Century Gothic" w:eastAsia="Times New Roman" w:hAnsi="Century Gothic" w:cs="Arial"/>
+                <w:b/>
+                <w:bCs/>
+                <w:color w:val="000000"/>
+                <w:sz w:val="18"/>
+                <w:szCs w:val="18"/>
+              </w:rPr>
+            </w:pPr>
+            <w:r>
+              <w:rPr>
+                <w:rFonts w:ascii="Century Gothic" w:eastAsia="Times New Roman" w:hAnsi="Century Gothic" w:cs="Arial"/>
+                <w:b/>
+                <w:bCs/>
+                <w:color w:val="000000"/>
+                <w:sz w:val="18"/>
+                <w:szCs w:val="18"/>
+              </w:rPr>
+              <w:t>TEST NUMBER</w:t>
+            </w:r>
+          </w:p>
+        </w:tc>
+        <w:tc>
+          <w:tcPr>
+            <w:tcW w:w="1800" w:type="dxa"/>
+            <w:tcBorders>
+              <w:top w:val="nil"/>
+              <w:left w:val="nil"/>
+              <w:bottom w:val="nil"/>
+              <w:right w:val="nil"/>
+            </w:tcBorders>
+            <w:shd w:val="clear" w:color="auto" w:fill="auto"/>
+            <w:noWrap/>
+            <w:vAlign w:val="center"/>
+            <w:hideMark/>
+          </w:tcPr>
+          <w:p>
+            <w:pPr>
+              <w:ind w:left="-57"/>
+              <w:rPr>
+                <w:rFonts w:ascii="Century Gothic" w:eastAsia="Times New Roman" w:hAnsi="Century Gothic" w:cs="Arial"/>
+                <w:b/>
+                <w:bCs/>
+                <w:color w:val="000000"/>
+                <w:sz w:val="18"/>
+                <w:szCs w:val="18"/>
+              </w:rPr>
+            </w:pPr>
+            <w:r>
+              <w:rPr>
+                <w:rFonts w:ascii="Century Gothic" w:eastAsia="Times New Roman" w:hAnsi="Century Gothic" w:cs="Arial"/>
+                <w:b/>
+                <w:bCs/>
+                <w:color w:val="000000"/>
+                <w:sz w:val="18"/>
+                <w:szCs w:val="18"/>
+              </w:rPr>
+              <w:t>TEST DATE</w:t>
+            </w:r>
+          </w:p>
+        </w:tc>
+      </w:tr>
+      <w:tr>
+        <w:trPr>
+          <w:trHeight w:val="469"/>
+        </w:trPr>
+        <w:tc>
+          <w:tcPr>
+            <w:tcW w:w="5239" w:type="dxa"/>
+            <w:gridSpan w:val="4"/>
+            <w:tcBorders>
+              <w:top w:val="single" w:sz="4" w:space="0" w:color="BFBFBF"/>
+              <w:left w:val="single" w:sz="4" w:space="0" w:color="BFBFBF"/>
+              <w:bottom w:val="single" w:sz="8" w:space="0" w:color="BFBFBF"/>
+              <w:right w:val="single" w:sz="4" w:space="0" w:color="BFBFBF"/>
+            </w:tcBorders>
+            <w:shd w:val="clear" w:color="000000" w:fill="EAEEF3"/>
+            <w:vAlign w:val="center"/>
+            <w:hideMark/>
+          </w:tcPr>
+          <w:p>
+            <w:pPr>
+              <w:rPr>
+                <w:rFonts w:ascii="Century Gothic" w:eastAsia="Times New Roman" w:hAnsi="Century Gothic" w:cs="Arial"/>
+                <w:color w:val="000000"/>
+                <w:sz w:val="20"/>
+                <w:szCs w:val="20"/>
+                <w:lang w:val="es-MX"/>
+              </w:rPr>
+            </w:pPr>
+            <w:r>
+              <w:rPr>
+                <w:rFonts w:ascii="Century Gothic" w:eastAsia="Times New Roman" w:hAnsi="Century Gothic" w:cs="Arial"/>
+                <w:color w:val="000000"/>
+                <w:sz w:val="20"/>
+                <w:szCs w:val="20"/>
+                <w:lang w:val="es-MX"/>
+              </w:rPr>
+              <w:t>Exportación de reportes del inventario</w:t>
+            </w:r>
+          </w:p>
+        </w:tc>
+        <w:tc>
+          <w:tcPr>
+            <w:tcW w:w="1445" w:type="dxa"/>
+            <w:tcBorders>
+              <w:top w:val="single" w:sz="4" w:space="0" w:color="BFBFBF"/>
+              <w:left w:val="nil"/>
+              <w:bottom w:val="single" w:sz="8" w:space="0" w:color="BFBFBF"/>
+              <w:right w:val="nil"/>
+            </w:tcBorders>
+            <w:shd w:val="clear" w:color="000000" w:fill="EAEEF3"/>
+            <w:vAlign w:val="center"/>
+            <w:hideMark/>
+          </w:tcPr>
+          <w:p>
+            <w:pPr>
+              <w:rPr>
+                <w:rFonts w:ascii="Century Gothic" w:eastAsia="Times New Roman" w:hAnsi="Century Gothic" w:cs="Arial"/>
+                <w:color w:val="000000"/>
+                <w:sz w:val="20"/>
+                <w:szCs w:val="20"/>
+              </w:rPr>
+            </w:pPr>
+            <w:r>
+              <w:rPr>
+                <w:rFonts w:ascii="Century Gothic" w:eastAsia="Times New Roman" w:hAnsi="Century Gothic" w:cs="Arial"/>
+                <w:color w:val="000000"/>
+                <w:sz w:val="20"/>
+                <w:szCs w:val="20"/>
+                <w:lang w:val="es-MX"/>
+              </w:rPr>
+              <w:t> </w:t>
+            </w:r>
+            <w:r>
+              <w:rPr>
+                <w:rFonts w:ascii="Century Gothic" w:eastAsia="Times New Roman" w:hAnsi="Century Gothic" w:cs="Arial"/>
+                <w:color w:val="000000"/>
+                <w:sz w:val="20"/>
+                <w:szCs w:val="20"/>
+              </w:rPr>
+              <w:t>Alta</w:t>
+            </w:r>
+          </w:p>
+        </w:tc>
+        <w:tc>
+          <w:tcPr>
+            <w:tcW w:w="3071" w:type="dxa"/>
+            <w:gridSpan w:val="3"/>
+            <w:tcBorders>
+              <w:top w:val="nil"/>
+              <w:left w:val="single" w:sz="4" w:space="0" w:color="BFBFBF"/>
+              <w:bottom w:val="single" w:sz="8" w:space="0" w:color="BFBFBF"/>
+              <w:right w:val="single" w:sz="4" w:space="0" w:color="BFBFBF"/>
+            </w:tcBorders>
+            <w:shd w:val="clear" w:color="000000" w:fill="EAEEF3"/>
+            <w:vAlign w:val="center"/>
+            <w:hideMark/>
+          </w:tcPr>
+          <w:p>
+            <w:pPr>
+              <w:rPr>
+                <w:rFonts w:ascii="Century Gothic" w:eastAsia="Times New Roman" w:hAnsi="Century Gothic" w:cs="Arial"/>
+                <w:color w:val="000000"/>
+                <w:sz w:val="20"/>
+                <w:szCs w:val="20"/>
+              </w:rPr>
+            </w:pPr>
+            <w:r>
+              <w:rPr>
+                <w:rFonts w:ascii="Century Gothic" w:eastAsia="Times New Roman" w:hAnsi="Century Gothic" w:cs="Arial"/>
+                <w:color w:val="000000"/>
+                <w:sz w:val="20"/>
+                <w:szCs w:val="20"/>
+              </w:rPr>
+              <w:t>ING1234-23</w:t>
+            </w:r>
+          </w:p>
+        </w:tc>
+        <w:tc>
+          <w:tcPr>
+            <w:tcW w:w="3342" w:type="dxa"/>
+            <w:gridSpan w:val="4"/>
+            <w:tcBorders>
+              <w:top w:val="single" w:sz="4" w:space="0" w:color="BFBFBF"/>
+              <w:left w:val="nil"/>
+              <w:bottom w:val="single" w:sz="8" w:space="0" w:color="BFBFBF"/>
+              <w:right w:val="single" w:sz="4" w:space="0" w:color="BFBFBF"/>
+            </w:tcBorders>
+            <w:shd w:val="clear" w:color="000000" w:fill="EAEEF3"/>
+            <w:vAlign w:val="center"/>
+            <w:hideMark/>
+          </w:tcPr>
+          <w:p>
+            <w:pPr>
+              <w:rPr>
+                <w:rFonts w:ascii="Century Gothic" w:eastAsia="Times New Roman" w:hAnsi="Century Gothic" w:cs="Arial"/>
+                <w:color w:val="000000"/>
+                <w:sz w:val="20"/>
+                <w:szCs w:val="20"/>
+              </w:rPr>
+            </w:pPr>
+            <w:r>
+              <w:rPr>
+                <w:rFonts w:ascii="Century Gothic" w:eastAsia="Times New Roman" w:hAnsi="Century Gothic" w:cs="Arial"/>
+                <w:color w:val="000000"/>
+                <w:sz w:val="20"/>
+                <w:szCs w:val="20"/>
+              </w:rPr>
+              <w:t> </w:t>
+            </w:r>
+            <w:r>
+              <w:rPr>
+                <w:rFonts w:ascii="Century Gothic" w:eastAsia="Times New Roman" w:hAnsi="Century Gothic" w:cs="Arial"/>
+                <w:color w:val="000000"/>
+                <w:sz w:val="20"/>
+                <w:szCs w:val="20"/>
+              </w:rPr>
+              <w:t>002</w:t>
+            </w:r>
+          </w:p>
+        </w:tc>
+        <w:tc>
+          <w:tcPr>
+            <w:tcW w:w="1800" w:type="dxa"/>
+            <w:tcBorders>
+              <w:top w:val="single" w:sz="4" w:space="0" w:color="BFBFBF"/>
+              <w:left w:val="nil"/>
+              <w:bottom w:val="single" w:sz="8" w:space="0" w:color="BFBFBF"/>
+              <w:right w:val="single" w:sz="4" w:space="0" w:color="BFBFBF"/>
+            </w:tcBorders>
+            <w:shd w:val="clear" w:color="000000" w:fill="EAEEF3"/>
+            <w:noWrap/>
+            <w:vAlign w:val="center"/>
+            <w:hideMark/>
+          </w:tcPr>
+          <w:p>
+            <w:pPr>
+              <w:rPr>
+                <w:rFonts w:ascii="Century Gothic" w:eastAsia="Times New Roman" w:hAnsi="Century Gothic" w:cs="Arial"/>
+                <w:color w:val="000000"/>
+                <w:sz w:val="20"/>
+                <w:szCs w:val="20"/>
+              </w:rPr>
+            </w:pPr>
+            <w:r>
+              <w:rPr>
+                <w:rFonts w:ascii="Century Gothic" w:eastAsia="Times New Roman" w:hAnsi="Century Gothic" w:cs="Arial"/>
+                <w:color w:val="000000"/>
+                <w:sz w:val="20"/>
+                <w:szCs w:val="20"/>
+              </w:rPr>
+              <w:t> </w:t>
+            </w:r>
+            <w:r>
+              <w:rPr>
+                <w:rFonts w:ascii="Century Gothic" w:eastAsia="Times New Roman" w:hAnsi="Century Gothic" w:cs="Arial"/>
+                <w:color w:val="000000"/>
+                <w:sz w:val="20"/>
+                <w:szCs w:val="20"/>
+              </w:rPr>
+              <w:t>1</w:t>
+            </w:r>
+            <w:r>
+              <w:rPr>
+                <w:rFonts w:ascii="Century Gothic" w:eastAsia="Times New Roman" w:hAnsi="Century Gothic" w:cs="Arial"/>
+                <w:color w:val="000000"/>
+                <w:sz w:val="20"/>
+                <w:szCs w:val="20"/>
+              </w:rPr>
+              <w:t>3/04/2025</w:t>
+            </w:r>
+          </w:p>
+        </w:tc>
+      </w:tr>
+      <w:tr>
+        <w:trPr>
+          <w:trHeight w:val="347"/>
+        </w:trPr>
+        <w:tc>
+          <w:tcPr>
+            <w:tcW w:w="6684" w:type="dxa"/>
+            <w:gridSpan w:val="5"/>
+            <w:tcBorders>
+              <w:top w:val="single" w:sz="8" w:space="0" w:color="BFBFBF"/>
+              <w:left w:val="nil"/>
+              <w:bottom w:val="single" w:sz="4" w:space="0" w:color="BFBFBF"/>
+              <w:right w:val="nil"/>
+            </w:tcBorders>
+            <w:shd w:val="clear" w:color="auto" w:fill="auto"/>
+            <w:noWrap/>
+            <w:vAlign w:val="center"/>
+            <w:hideMark/>
+          </w:tcPr>
+          <w:p>
+            <w:pPr>
+              <w:ind w:left="-109"/>
+              <w:rPr>
+                <w:rFonts w:ascii="Century Gothic" w:eastAsia="Times New Roman" w:hAnsi="Century Gothic" w:cs="Arial"/>
+                <w:b/>
+                <w:bCs/>
+                <w:color w:val="000000"/>
+                <w:sz w:val="18"/>
+                <w:szCs w:val="18"/>
+              </w:rPr>
+            </w:pPr>
+            <w:r>
+              <w:rPr>
+                <w:rFonts w:ascii="Century Gothic" w:eastAsia="Times New Roman" w:hAnsi="Century Gothic" w:cs="Arial"/>
+                <w:b/>
+                <w:bCs/>
+                <w:color w:val="000000"/>
+                <w:sz w:val="18"/>
+                <w:szCs w:val="18"/>
+              </w:rPr>
+              <w:t>TEST DESCRIPTION</w:t>
+            </w:r>
+          </w:p>
+        </w:tc>
+        <w:tc>
+          <w:tcPr>
+            <w:tcW w:w="3071" w:type="dxa"/>
+            <w:gridSpan w:val="3"/>
+            <w:tcBorders>
+              <w:top w:val="nil"/>
+              <w:left w:val="nil"/>
+              <w:bottom w:val="single" w:sz="4" w:space="0" w:color="BFBFBF"/>
+              <w:right w:val="nil"/>
+            </w:tcBorders>
+            <w:shd w:val="clear" w:color="auto" w:fill="auto"/>
+            <w:noWrap/>
+            <w:vAlign w:val="center"/>
+            <w:hideMark/>
+          </w:tcPr>
+          <w:p>
+            <w:pPr>
+              <w:ind w:left="-102"/>
+              <w:rPr>
+                <w:rFonts w:ascii="Century Gothic" w:eastAsia="Times New Roman" w:hAnsi="Century Gothic" w:cs="Arial"/>
+                <w:b/>
+                <w:bCs/>
+                <w:color w:val="000000"/>
+                <w:sz w:val="18"/>
+                <w:szCs w:val="18"/>
+              </w:rPr>
+            </w:pPr>
+            <w:r>
+              <w:rPr>
+                <w:rFonts w:ascii="Century Gothic" w:eastAsia="Times New Roman" w:hAnsi="Century Gothic" w:cs="Arial"/>
+                <w:b/>
+                <w:bCs/>
+                <w:color w:val="000000"/>
+                <w:sz w:val="18"/>
+                <w:szCs w:val="18"/>
+              </w:rPr>
+              <w:t>TEST DESIGNED BY</w:t>
+            </w:r>
+          </w:p>
+        </w:tc>
+        <w:tc>
+          <w:tcPr>
+            <w:tcW w:w="3342" w:type="dxa"/>
+            <w:gridSpan w:val="4"/>
+            <w:tcBorders>
+              <w:top w:val="single" w:sz="8" w:space="0" w:color="BFBFBF"/>
+              <w:left w:val="nil"/>
+              <w:bottom w:val="single" w:sz="4" w:space="0" w:color="BFBFBF"/>
+              <w:right w:val="nil"/>
+            </w:tcBorders>
+            <w:shd w:val="clear" w:color="auto" w:fill="auto"/>
+            <w:noWrap/>
+            <w:vAlign w:val="center"/>
+            <w:hideMark/>
+          </w:tcPr>
+          <w:p>
+            <w:pPr>
+              <w:rPr>
+                <w:rFonts w:ascii="Century Gothic" w:eastAsia="Times New Roman" w:hAnsi="Century Gothic" w:cs="Arial"/>
+                <w:b/>
+                <w:bCs/>
+                <w:color w:val="000000"/>
+                <w:sz w:val="18"/>
+                <w:szCs w:val="18"/>
+              </w:rPr>
+            </w:pPr>
+            <w:r>
+              <w:rPr>
+                <w:rFonts w:ascii="Century Gothic" w:eastAsia="Times New Roman" w:hAnsi="Century Gothic" w:cs="Arial"/>
+                <w:b/>
+                <w:bCs/>
+                <w:color w:val="000000"/>
+                <w:sz w:val="18"/>
+                <w:szCs w:val="18"/>
+              </w:rPr>
+              <w:t>TEST EXECUTED BY</w:t>
+            </w:r>
+          </w:p>
+        </w:tc>
+        <w:tc>
+          <w:tcPr>
+            <w:tcW w:w="1800" w:type="dxa"/>
+            <w:tcBorders>
+              <w:top w:val="nil"/>
+              <w:left w:val="nil"/>
+              <w:bottom w:val="nil"/>
+              <w:right w:val="nil"/>
+            </w:tcBorders>
+            <w:shd w:val="clear" w:color="auto" w:fill="auto"/>
+            <w:noWrap/>
+            <w:vAlign w:val="center"/>
+            <w:hideMark/>
+          </w:tcPr>
+          <w:p>
+            <w:pPr>
+              <w:ind w:left="-57"/>
+              <w:rPr>
+                <w:rFonts w:ascii="Century Gothic" w:eastAsia="Times New Roman" w:hAnsi="Century Gothic" w:cs="Arial"/>
+                <w:b/>
+                <w:bCs/>
+                <w:color w:val="000000"/>
+                <w:sz w:val="18"/>
+                <w:szCs w:val="18"/>
+              </w:rPr>
+            </w:pPr>
+            <w:r>
+              <w:rPr>
+                <w:rFonts w:ascii="Century Gothic" w:eastAsia="Times New Roman" w:hAnsi="Century Gothic" w:cs="Arial"/>
+                <w:b/>
+                <w:bCs/>
+                <w:color w:val="000000"/>
+                <w:sz w:val="18"/>
+                <w:szCs w:val="18"/>
+              </w:rPr>
+              <w:t>EXECUTION DATE</w:t>
+            </w:r>
+          </w:p>
+        </w:tc>
+      </w:tr>
+      <w:tr>
+        <w:trPr>
+          <w:trHeight w:val="469"/>
+        </w:trPr>
+        <w:tc>
+          <w:tcPr>
+            <w:tcW w:w="6684" w:type="dxa"/>
+            <w:gridSpan w:val="5"/>
+            <w:tcBorders>
+              <w:top w:val="single" w:sz="4" w:space="0" w:color="BFBFBF"/>
+              <w:left w:val="single" w:sz="4" w:space="0" w:color="BFBFBF"/>
+              <w:bottom w:val="single" w:sz="8" w:space="0" w:color="BFBFBF"/>
+              <w:right w:val="single" w:sz="4" w:space="0" w:color="BFBFBF"/>
+            </w:tcBorders>
+            <w:shd w:val="clear" w:color="000000" w:fill="F2F2F2"/>
+            <w:vAlign w:val="center"/>
+            <w:hideMark/>
+          </w:tcPr>
+          <w:p>
+            <w:pPr>
+              <w:rPr>
+                <w:rFonts w:ascii="Century Gothic" w:eastAsia="Times New Roman" w:hAnsi="Century Gothic" w:cs="Arial"/>
+                <w:color w:val="000000"/>
+                <w:sz w:val="20"/>
+                <w:szCs w:val="20"/>
+                <w:lang w:val="es-MX"/>
+              </w:rPr>
+            </w:pPr>
+            <w:r>
+              <w:rPr>
+                <w:rFonts w:ascii="Century Gothic" w:eastAsia="Times New Roman" w:hAnsi="Century Gothic" w:cs="Arial"/>
+                <w:b/>
+                <w:bCs/>
+                <w:color w:val="000000"/>
+                <w:sz w:val="20"/>
+                <w:szCs w:val="20"/>
+                <w:lang w:val="es-MX"/>
+              </w:rPr>
+              <w:t>Verificar funcionalidad de exportar inventario a PDF y Excel</w:t>
+            </w:r>
+          </w:p>
+        </w:tc>
+        <w:tc>
+          <w:tcPr>
+            <w:tcW w:w="3071" w:type="dxa"/>
+            <w:gridSpan w:val="3"/>
+            <w:tcBorders>
+              <w:top w:val="nil"/>
+              <w:left w:val="nil"/>
+              <w:bottom w:val="single" w:sz="8" w:space="0" w:color="BFBFBF"/>
+              <w:right w:val="single" w:sz="4" w:space="0" w:color="BFBFBF"/>
+            </w:tcBorders>
+            <w:shd w:val="clear" w:color="000000" w:fill="F2F2F2"/>
+            <w:vAlign w:val="center"/>
+            <w:hideMark/>
+          </w:tcPr>
+          <w:p>
+            <w:pPr>
+              <w:rPr>
+                <w:rFonts w:ascii="Century Gothic" w:eastAsia="Times New Roman" w:hAnsi="Century Gothic" w:cs="Arial"/>
+                <w:color w:val="000000"/>
+                <w:sz w:val="20"/>
+                <w:szCs w:val="20"/>
+                <w:lang w:val="es-ES"/>
+              </w:rPr>
+            </w:pPr>
+            <w:r>
+              <w:rPr>
+                <w:rFonts w:ascii="Century Gothic" w:eastAsia="Times New Roman" w:hAnsi="Century Gothic" w:cs="Arial"/>
+                <w:color w:val="000000"/>
+                <w:sz w:val="20"/>
+                <w:szCs w:val="20"/>
+                <w:lang w:val="es-ES"/>
+              </w:rPr>
+              <w:t> </w:t>
+            </w:r>
+            <w:r>
+              <w:rPr>
+                <w:rFonts w:ascii="Century Gothic" w:eastAsia="Times New Roman" w:hAnsi="Century Gothic" w:cs="Arial"/>
+                <w:color w:val="000000"/>
+                <w:sz w:val="20"/>
+                <w:szCs w:val="20"/>
+                <w:lang w:val="es-ES"/>
+              </w:rPr>
+              <w:t>Adam</w:t>
+            </w:r>
+          </w:p>
+        </w:tc>
+        <w:tc>
+          <w:tcPr>
+            <w:tcW w:w="3342" w:type="dxa"/>
+            <w:gridSpan w:val="4"/>
+            <w:tcBorders>
+              <w:top w:val="single" w:sz="4" w:space="0" w:color="BFBFBF"/>
+              <w:left w:val="nil"/>
+              <w:bottom w:val="single" w:sz="8" w:space="0" w:color="BFBFBF"/>
+              <w:right w:val="single" w:sz="4" w:space="0" w:color="BFBFBF"/>
+            </w:tcBorders>
+            <w:shd w:val="clear" w:color="000000" w:fill="F2F2F2"/>
+            <w:vAlign w:val="center"/>
+            <w:hideMark/>
+          </w:tcPr>
+          <w:p>
+            <w:pPr>
+              <w:rPr>
+                <w:rFonts w:ascii="Century Gothic" w:eastAsia="Times New Roman" w:hAnsi="Century Gothic" w:cs="Arial"/>
+                <w:color w:val="000000"/>
+                <w:sz w:val="20"/>
+                <w:szCs w:val="20"/>
+                <w:lang w:val="es-ES"/>
+              </w:rPr>
+            </w:pPr>
+            <w:r>
+              <w:rPr>
+                <w:rFonts w:ascii="Century Gothic" w:eastAsia="Times New Roman" w:hAnsi="Century Gothic" w:cs="Arial"/>
+                <w:color w:val="000000"/>
+                <w:sz w:val="20"/>
+                <w:szCs w:val="20"/>
+                <w:lang w:val="es-ES"/>
+              </w:rPr>
+              <w:t> </w:t>
+            </w:r>
+            <w:r>
+              <w:rPr>
+                <w:rFonts w:ascii="Century Gothic" w:eastAsia="Times New Roman" w:hAnsi="Century Gothic" w:cs="Arial"/>
+                <w:color w:val="000000"/>
+                <w:sz w:val="20"/>
+                <w:szCs w:val="20"/>
+                <w:lang w:val="es-ES"/>
+              </w:rPr>
+              <w:t>Jason</w:t>
+            </w:r>
+          </w:p>
+        </w:tc>
+        <w:tc>
+          <w:tcPr>
+            <w:tcW w:w="1800" w:type="dxa"/>
+            <w:tcBorders>
+              <w:top w:val="single" w:sz="4" w:space="0" w:color="BFBFBF"/>
+              <w:left w:val="nil"/>
+              <w:bottom w:val="single" w:sz="8" w:space="0" w:color="BFBFBF"/>
+              <w:right w:val="single" w:sz="4" w:space="0" w:color="BFBFBF"/>
+            </w:tcBorders>
+            <w:shd w:val="clear" w:color="000000" w:fill="F2F2F2"/>
+            <w:noWrap/>
+            <w:vAlign w:val="center"/>
+            <w:hideMark/>
+          </w:tcPr>
+          <w:p>
+            <w:pPr>
+              <w:rPr>
+                <w:rFonts w:ascii="Century Gothic" w:eastAsia="Times New Roman" w:hAnsi="Century Gothic" w:cs="Arial"/>
+                <w:color w:val="000000"/>
+                <w:sz w:val="20"/>
+                <w:szCs w:val="20"/>
+                <w:lang w:val="es-ES"/>
+              </w:rPr>
+            </w:pPr>
+            <w:r>
+              <w:rPr>
+                <w:rFonts w:ascii="Century Gothic" w:eastAsia="Times New Roman" w:hAnsi="Century Gothic" w:cs="Arial"/>
+                <w:color w:val="000000"/>
+                <w:sz w:val="20"/>
+                <w:szCs w:val="20"/>
+                <w:lang w:val="es-ES"/>
+              </w:rPr>
+              <w:t> </w:t>
+            </w:r>
+            <w:r>
+              <w:rPr>
+                <w:rFonts w:ascii="Century Gothic" w:eastAsia="Times New Roman" w:hAnsi="Century Gothic" w:cs="Arial"/>
+                <w:color w:val="000000"/>
+                <w:sz w:val="20"/>
+                <w:szCs w:val="20"/>
+                <w:lang w:val="es-ES"/>
+              </w:rPr>
+              <w:t>1</w:t>
+            </w:r>
+            <w:r>
+              <w:rPr>
+                <w:rFonts w:ascii="Century Gothic" w:eastAsia="Times New Roman" w:hAnsi="Century Gothic" w:cs="Arial"/>
+                <w:color w:val="000000"/>
+                <w:sz w:val="20"/>
+                <w:szCs w:val="20"/>
+                <w:lang w:val="es-ES"/>
+              </w:rPr>
+              <w:t>3</w:t>
+            </w:r>
+            <w:r>
+              <w:rPr>
+                <w:rFonts w:ascii="Century Gothic" w:eastAsia="Times New Roman" w:hAnsi="Century Gothic" w:cs="Arial"/>
+                <w:color w:val="000000"/>
+                <w:sz w:val="20"/>
+                <w:szCs w:val="20"/>
+                <w:lang w:val="es-ES"/>
+              </w:rPr>
+              <w:t>/04/2025</w:t>
+            </w:r>
+          </w:p>
+        </w:tc>
+      </w:tr>
+      <w:tr>
+        <w:trPr>
+          <w:trHeight w:val="73"/>
+        </w:trPr>
+        <w:tc>
+          <w:tcPr>
+            <w:tcW w:w="14897" w:type="dxa"/>
+            <w:gridSpan w:val="13"/>
+            <w:tcBorders>
+              <w:top w:val="nil"/>
+              <w:left w:val="nil"/>
+              <w:bottom w:val="nil"/>
+              <w:right w:val="nil"/>
+            </w:tcBorders>
+            <w:shd w:val="clear" w:color="auto" w:fill="auto"/>
+            <w:noWrap/>
+            <w:vAlign w:val="center"/>
+            <w:hideMark/>
+          </w:tcPr>
+          <w:p>
+            <w:pPr>
+              <w:rPr>
+                <w:rFonts w:ascii="Times New Roman" w:eastAsia="Times New Roman" w:hAnsi="Times New Roman" w:cs="Times New Roman"/>
+                <w:sz w:val="10"/>
+                <w:szCs w:val="10"/>
+                <w:lang w:val="es-ES"/>
+              </w:rPr>
+            </w:pPr>
+          </w:p>
+        </w:tc>
+      </w:tr>
+      <w:tr>
+        <w:trPr>
+          <w:gridAfter w:val="3"/>
+          <w:wAfter w:w="3727" w:type="dxa"/>
+          <w:trHeight w:val="347"/>
+        </w:trPr>
+        <w:tc>
+          <w:tcPr>
+            <w:tcW w:w="3723" w:type="dxa"/>
+            <w:gridSpan w:val="3"/>
+            <w:tcBorders>
+              <w:top w:val="nil"/>
+              <w:left w:val="nil"/>
+              <w:bottom w:val="nil"/>
+              <w:right w:val="nil"/>
+            </w:tcBorders>
+            <w:shd w:val="clear" w:color="auto" w:fill="auto"/>
+            <w:noWrap/>
+            <w:vAlign w:val="center"/>
+            <w:hideMark/>
+          </w:tcPr>
+          <w:p>
+            <w:pPr>
+              <w:ind w:left="-109"/>
+              <w:rPr>
+                <w:rFonts w:ascii="Century Gothic" w:eastAsia="Times New Roman" w:hAnsi="Century Gothic" w:cs="Arial"/>
+                <w:b/>
+                <w:bCs/>
+                <w:color w:val="000000"/>
+                <w:sz w:val="18"/>
+                <w:szCs w:val="18"/>
+              </w:rPr>
+            </w:pPr>
+            <w:r>
+              <w:rPr>
+                <w:rFonts w:ascii="Century Gothic" w:eastAsia="Times New Roman" w:hAnsi="Century Gothic" w:cs="Arial"/>
+                <w:b/>
+                <w:bCs/>
+                <w:color w:val="000000"/>
+                <w:sz w:val="18"/>
+                <w:szCs w:val="18"/>
+              </w:rPr>
+              <w:t>TEST DESCRIPTION</w:t>
+            </w:r>
+          </w:p>
+        </w:tc>
+        <w:tc>
+          <w:tcPr>
+            <w:tcW w:w="3724" w:type="dxa"/>
+            <w:gridSpan w:val="3"/>
+            <w:tcBorders>
+              <w:top w:val="nil"/>
+              <w:left w:val="nil"/>
+              <w:bottom w:val="nil"/>
+              <w:right w:val="nil"/>
+            </w:tcBorders>
+            <w:shd w:val="clear" w:color="auto" w:fill="auto"/>
+            <w:noWrap/>
+            <w:vAlign w:val="center"/>
+            <w:hideMark/>
+          </w:tcPr>
+          <w:p>
+            <w:pPr>
+              <w:ind w:left="-46"/>
+              <w:rPr>
+                <w:rFonts w:ascii="Century Gothic" w:eastAsia="Times New Roman" w:hAnsi="Century Gothic" w:cs="Arial"/>
+                <w:b/>
+                <w:bCs/>
+                <w:color w:val="000000"/>
+                <w:sz w:val="18"/>
+                <w:szCs w:val="18"/>
+              </w:rPr>
+            </w:pPr>
+            <w:r>
+              <w:rPr>
+                <w:rFonts w:ascii="Century Gothic" w:eastAsia="Times New Roman" w:hAnsi="Century Gothic" w:cs="Arial"/>
+                <w:b/>
+                <w:bCs/>
+                <w:color w:val="000000"/>
+                <w:sz w:val="18"/>
+                <w:szCs w:val="18"/>
+              </w:rPr>
+              <w:t>TEST DEPENDENCIES</w:t>
+            </w:r>
+          </w:p>
+        </w:tc>
+        <w:tc>
+          <w:tcPr>
+            <w:tcW w:w="3723" w:type="dxa"/>
+            <w:gridSpan w:val="4"/>
+            <w:tcBorders>
+              <w:top w:val="nil"/>
+              <w:left w:val="nil"/>
+              <w:bottom w:val="nil"/>
+              <w:right w:val="nil"/>
+            </w:tcBorders>
+            <w:shd w:val="clear" w:color="auto" w:fill="auto"/>
+            <w:noWrap/>
+            <w:vAlign w:val="center"/>
+            <w:hideMark/>
+          </w:tcPr>
+          <w:p>
+            <w:pPr>
+              <w:ind w:left="-58"/>
+              <w:rPr>
+                <w:rFonts w:ascii="Century Gothic" w:eastAsia="Times New Roman" w:hAnsi="Century Gothic" w:cs="Arial"/>
+                <w:b/>
+                <w:bCs/>
+                <w:color w:val="000000"/>
+                <w:sz w:val="18"/>
+                <w:szCs w:val="18"/>
+              </w:rPr>
+            </w:pPr>
+            <w:r>
+              <w:rPr>
+                <w:rFonts w:ascii="Century Gothic" w:eastAsia="Times New Roman" w:hAnsi="Century Gothic" w:cs="Arial"/>
+                <w:b/>
+                <w:bCs/>
+                <w:color w:val="000000"/>
+                <w:sz w:val="18"/>
+                <w:szCs w:val="18"/>
+              </w:rPr>
+              <w:t>TEST CONDITIONS</w:t>
+            </w:r>
+          </w:p>
+        </w:tc>
+      </w:tr>
+      <w:tr>
+        <w:trPr>
+          <w:gridAfter w:val="3"/>
+          <w:wAfter w:w="3727" w:type="dxa"/>
+          <w:trHeight w:val="1159"/>
+        </w:trPr>
+        <w:tc>
+          <w:tcPr>
+            <w:tcW w:w="3723" w:type="dxa"/>
+            <w:gridSpan w:val="3"/>
+            <w:tcBorders>
+              <w:top w:val="single" w:sz="4" w:space="0" w:color="BFBFBF"/>
+              <w:left w:val="single" w:sz="4" w:space="0" w:color="BFBFBF"/>
+              <w:bottom w:val="single" w:sz="8" w:space="0" w:color="BFBFBF"/>
+              <w:right w:val="single" w:sz="4" w:space="0" w:color="BFBFBF"/>
+            </w:tcBorders>
+            <w:shd w:val="clear" w:color="auto" w:fill="auto"/>
+            <w:vAlign w:val="center"/>
+            <w:hideMark/>
+          </w:tcPr>
+          <w:p>
+            <w:pPr>
+              <w:rPr>
+                <w:rFonts w:ascii="Century Gothic" w:eastAsia="Times New Roman" w:hAnsi="Century Gothic" w:cs="Arial"/>
+                <w:color w:val="000000"/>
+                <w:sz w:val="20"/>
+                <w:szCs w:val="20"/>
+                <w:lang w:val="es-MX"/>
+              </w:rPr>
+            </w:pPr>
+            <w:r>
+              <w:rPr>
+                <w:rFonts w:ascii="Century Gothic" w:eastAsia="Times New Roman" w:hAnsi="Century Gothic" w:cs="Arial"/>
+                <w:color w:val="000000"/>
+                <w:sz w:val="20"/>
+                <w:szCs w:val="20"/>
+                <w:lang w:val="es-MX"/>
+              </w:rPr>
+              <w:t>Exportar productos desde “Administrar Productos”</w:t>
+            </w:r>
+          </w:p>
+        </w:tc>
+        <w:tc>
+          <w:tcPr>
+            <w:tcW w:w="3724" w:type="dxa"/>
+            <w:gridSpan w:val="3"/>
+            <w:tcBorders>
+              <w:top w:val="single" w:sz="4" w:space="0" w:color="BFBFBF"/>
+              <w:left w:val="nil"/>
+              <w:bottom w:val="single" w:sz="8" w:space="0" w:color="BFBFBF"/>
+              <w:right w:val="single" w:sz="4" w:space="0" w:color="BFBFBF"/>
+            </w:tcBorders>
+            <w:shd w:val="clear" w:color="auto" w:fill="auto"/>
+            <w:vAlign w:val="center"/>
+            <w:hideMark/>
+          </w:tcPr>
+          <w:p>
+            <w:pPr>
+              <w:rPr>
+                <w:rFonts w:ascii="Century Gothic" w:eastAsia="Times New Roman" w:hAnsi="Century Gothic" w:cs="Arial"/>
+                <w:color w:val="000000"/>
+                <w:sz w:val="20"/>
+                <w:szCs w:val="20"/>
+                <w:lang w:val="es-MX"/>
+              </w:rPr>
+            </w:pPr>
+            <w:r>
+              <w:rPr>
+                <w:rFonts w:ascii="Century Gothic" w:eastAsia="Times New Roman" w:hAnsi="Century Gothic" w:cs="Arial"/>
+                <w:color w:val="000000"/>
+                <w:sz w:val="20"/>
+                <w:szCs w:val="20"/>
+                <w:lang w:val="es-MX"/>
+              </w:rPr>
+              <w:t>Sistema iniciado y base de datos conectada</w:t>
+            </w:r>
+          </w:p>
+        </w:tc>
+        <w:tc>
+          <w:tcPr>
+            <w:tcW w:w="3723" w:type="dxa"/>
+            <w:gridSpan w:val="4"/>
+            <w:tcBorders>
+              <w:top w:val="single" w:sz="4" w:space="0" w:color="BFBFBF"/>
+              <w:left w:val="nil"/>
+              <w:bottom w:val="single" w:sz="8" w:space="0" w:color="BFBFBF"/>
+              <w:right w:val="single" w:sz="4" w:space="0" w:color="BFBFBF"/>
+            </w:tcBorders>
+            <w:shd w:val="clear" w:color="auto" w:fill="auto"/>
+            <w:vAlign w:val="center"/>
+            <w:hideMark/>
+          </w:tcPr>
+          <w:p>
+            <w:pPr>
+              <w:rPr>
+                <w:rFonts w:ascii="Century Gothic" w:eastAsia="Times New Roman" w:hAnsi="Century Gothic" w:cs="Arial"/>
+                <w:color w:val="000000"/>
+                <w:sz w:val="20"/>
+                <w:szCs w:val="20"/>
+                <w:lang w:val="es-MX"/>
+              </w:rPr>
+            </w:pPr>
+            <w:r>
+              <w:rPr>
+                <w:rFonts w:ascii="Century Gothic" w:eastAsia="Times New Roman" w:hAnsi="Century Gothic" w:cs="Arial"/>
+                <w:color w:val="000000"/>
+                <w:sz w:val="20"/>
+                <w:szCs w:val="20"/>
+                <w:lang w:val="es-MX"/>
+              </w:rPr>
+              <w:t>Acceso al apartado de “Administrar Productos” desde la configuración del sistema</w:t>
+            </w:r>
+          </w:p>
+        </w:tc>
+      </w:tr>
+      <w:tr>
+        <w:trPr>
+          <w:trHeight w:val="173"/>
+        </w:trPr>
+        <w:tc>
+          <w:tcPr>
+            <w:tcW w:w="14897" w:type="dxa"/>
+            <w:gridSpan w:val="13"/>
+            <w:tcBorders>
+              <w:top w:val="nil"/>
+              <w:left w:val="nil"/>
+              <w:bottom w:val="single" w:sz="4" w:space="0" w:color="BFBFBF"/>
+              <w:right w:val="nil"/>
+            </w:tcBorders>
+            <w:shd w:val="clear" w:color="auto" w:fill="auto"/>
+            <w:noWrap/>
+            <w:vAlign w:val="center"/>
+            <w:hideMark/>
+          </w:tcPr>
+          <w:p>
+            <w:pPr>
+              <w:rPr>
+                <w:rFonts w:ascii="Century Gothic" w:eastAsia="Times New Roman" w:hAnsi="Century Gothic" w:cs="Arial"/>
+                <w:b/>
+                <w:bCs/>
+                <w:color w:val="000000"/>
+                <w:sz w:val="8"/>
+                <w:szCs w:val="18"/>
+                <w:lang w:val="es-ES"/>
+              </w:rPr>
+            </w:pPr>
+          </w:p>
+        </w:tc>
+      </w:tr>
+      <w:tr>
+        <w:trPr>
+          <w:trHeight w:val="362"/>
+        </w:trPr>
+        <w:tc>
+          <w:tcPr>
+            <w:tcW w:w="813" w:type="dxa"/>
+            <w:tcBorders>
+              <w:top w:val="nil"/>
+              <w:left w:val="single" w:sz="4" w:space="0" w:color="BFBFBF"/>
+              <w:bottom w:val="single" w:sz="4" w:space="0" w:color="BFBFBF"/>
+              <w:right w:val="single" w:sz="4" w:space="0" w:color="BFBFBF"/>
+            </w:tcBorders>
+            <w:shd w:val="clear" w:color="000000" w:fill="262626"/>
+            <w:vAlign w:val="center"/>
+            <w:hideMark/>
+          </w:tcPr>
+          <w:p>
+            <w:pPr>
+              <w:rPr>
+                <w:rFonts w:ascii="Century Gothic" w:eastAsia="Times New Roman" w:hAnsi="Century Gothic" w:cs="Arial"/>
+                <w:b/>
+                <w:bCs/>
+                <w:color w:val="FFFFFF"/>
+                <w:sz w:val="18"/>
+                <w:szCs w:val="20"/>
+              </w:rPr>
+            </w:pPr>
+            <w:r>
+              <w:rPr>
+                <w:rFonts w:ascii="Century Gothic" w:eastAsia="Times New Roman" w:hAnsi="Century Gothic" w:cs="Arial"/>
+                <w:b/>
+                <w:bCs/>
+                <w:color w:val="FFFFFF"/>
+                <w:sz w:val="18"/>
+                <w:szCs w:val="20"/>
+              </w:rPr>
+              <w:t>STEP ID</w:t>
+            </w:r>
+          </w:p>
+        </w:tc>
+        <w:tc>
+          <w:tcPr>
+            <w:tcW w:w="2890" w:type="dxa"/>
+            <w:tcBorders>
+              <w:top w:val="nil"/>
+              <w:left w:val="nil"/>
+              <w:bottom w:val="single" w:sz="4" w:space="0" w:color="BFBFBF"/>
+              <w:right w:val="single" w:sz="4" w:space="0" w:color="BFBFBF"/>
+            </w:tcBorders>
+            <w:shd w:val="clear" w:color="000000" w:fill="404040"/>
+            <w:vAlign w:val="center"/>
+            <w:hideMark/>
+          </w:tcPr>
+          <w:p>
+            <w:pPr>
+              <w:rPr>
+                <w:rFonts w:ascii="Century Gothic" w:eastAsia="Times New Roman" w:hAnsi="Century Gothic" w:cs="Arial"/>
+                <w:b/>
+                <w:bCs/>
+                <w:color w:val="FFFFFF"/>
+                <w:sz w:val="18"/>
+                <w:szCs w:val="20"/>
+              </w:rPr>
+            </w:pPr>
+            <w:r>
+              <w:rPr>
+                <w:rFonts w:ascii="Century Gothic" w:eastAsia="Times New Roman" w:hAnsi="Century Gothic" w:cs="Arial"/>
+                <w:b/>
+                <w:bCs/>
+                <w:color w:val="FFFFFF"/>
+                <w:sz w:val="18"/>
+                <w:szCs w:val="20"/>
+              </w:rPr>
+              <w:t>STEP DESCRIPTION</w:t>
+            </w:r>
+          </w:p>
+        </w:tc>
+        <w:tc>
+          <w:tcPr>
+            <w:tcW w:w="1536" w:type="dxa"/>
+            <w:gridSpan w:val="2"/>
+            <w:tcBorders>
+              <w:top w:val="single" w:sz="4" w:space="0" w:color="BFBFBF"/>
+              <w:left w:val="nil"/>
+              <w:bottom w:val="single" w:sz="4" w:space="0" w:color="BFBFBF"/>
+              <w:right w:val="single" w:sz="4" w:space="0" w:color="BFBFBF"/>
+            </w:tcBorders>
+            <w:shd w:val="clear" w:color="000000" w:fill="222B35"/>
+            <w:noWrap/>
+            <w:vAlign w:val="center"/>
+            <w:hideMark/>
+          </w:tcPr>
+          <w:p>
+            <w:pPr>
+              <w:jc w:val="center"/>
+              <w:rPr>
+                <w:rFonts w:ascii="Century Gothic" w:eastAsia="Times New Roman" w:hAnsi="Century Gothic" w:cs="Arial"/>
+                <w:b/>
+                <w:bCs/>
+                <w:color w:val="FFFFFF"/>
+                <w:sz w:val="18"/>
+                <w:szCs w:val="20"/>
+              </w:rPr>
+            </w:pPr>
+            <w:r>
+              <w:rPr>
+                <w:rFonts w:ascii="Century Gothic" w:eastAsia="Times New Roman" w:hAnsi="Century Gothic" w:cs="Arial"/>
+                <w:b/>
+                <w:bCs/>
+                <w:color w:val="FFFFFF"/>
+                <w:sz w:val="18"/>
+                <w:szCs w:val="20"/>
+              </w:rPr>
+              <w:t>TEST DATE</w:t>
+            </w:r>
+          </w:p>
+        </w:tc>
+        <w:tc>
+          <w:tcPr>
+            <w:tcW w:w="2800" w:type="dxa"/>
+            <w:gridSpan w:val="3"/>
+            <w:tcBorders>
+              <w:top w:val="single" w:sz="4" w:space="0" w:color="BFBFBF"/>
+              <w:left w:val="nil"/>
+              <w:bottom w:val="single" w:sz="4" w:space="0" w:color="BFBFBF"/>
+              <w:right w:val="single" w:sz="4" w:space="0" w:color="BFBFBF"/>
+            </w:tcBorders>
+            <w:shd w:val="clear" w:color="000000" w:fill="333F4F"/>
+            <w:vAlign w:val="center"/>
+            <w:hideMark/>
+          </w:tcPr>
+          <w:p>
+            <w:pPr>
+              <w:rPr>
+                <w:rFonts w:ascii="Century Gothic" w:eastAsia="Times New Roman" w:hAnsi="Century Gothic" w:cs="Arial"/>
+                <w:b/>
+                <w:bCs/>
+                <w:color w:val="FFFFFF"/>
+                <w:sz w:val="18"/>
+                <w:szCs w:val="20"/>
+              </w:rPr>
+            </w:pPr>
+            <w:r>
+              <w:rPr>
+                <w:rFonts w:ascii="Century Gothic" w:eastAsia="Times New Roman" w:hAnsi="Century Gothic" w:cs="Arial"/>
+                <w:b/>
+                <w:bCs/>
+                <w:color w:val="FFFFFF"/>
+                <w:sz w:val="18"/>
+                <w:szCs w:val="20"/>
+              </w:rPr>
+              <w:t>EXPECTED RESULTS</w:t>
+            </w:r>
+          </w:p>
+        </w:tc>
+        <w:tc>
+          <w:tcPr>
+            <w:tcW w:w="2800" w:type="dxa"/>
+            <w:gridSpan w:val="2"/>
+            <w:tcBorders>
+              <w:top w:val="single" w:sz="4" w:space="0" w:color="BFBFBF"/>
+              <w:left w:val="nil"/>
+              <w:bottom w:val="single" w:sz="4" w:space="0" w:color="BFBFBF"/>
+              <w:right w:val="single" w:sz="4" w:space="0" w:color="BFBFBF"/>
+            </w:tcBorders>
+            <w:shd w:val="clear" w:color="000000" w:fill="595959"/>
+            <w:vAlign w:val="center"/>
+            <w:hideMark/>
+          </w:tcPr>
+          <w:p>
+            <w:pPr>
+              <w:rPr>
+                <w:rFonts w:ascii="Century Gothic" w:eastAsia="Times New Roman" w:hAnsi="Century Gothic" w:cs="Arial"/>
+                <w:b/>
+                <w:bCs/>
+                <w:color w:val="FFFFFF"/>
+                <w:sz w:val="18"/>
+                <w:szCs w:val="20"/>
+              </w:rPr>
+            </w:pPr>
+            <w:r>
+              <w:rPr>
+                <w:rFonts w:ascii="Century Gothic" w:eastAsia="Times New Roman" w:hAnsi="Century Gothic" w:cs="Arial"/>
+                <w:b/>
+                <w:bCs/>
+                <w:color w:val="FFFFFF"/>
+                <w:sz w:val="18"/>
+                <w:szCs w:val="20"/>
+              </w:rPr>
+              <w:t>ACTUAL RESULTS</w:t>
+            </w:r>
+          </w:p>
+        </w:tc>
+        <w:tc>
+          <w:tcPr>
+            <w:tcW w:w="1264" w:type="dxa"/>
+            <w:gridSpan w:val="2"/>
+            <w:tcBorders>
+              <w:top w:val="single" w:sz="4" w:space="0" w:color="BFBFBF"/>
+              <w:left w:val="nil"/>
+              <w:bottom w:val="single" w:sz="4" w:space="0" w:color="BFBFBF"/>
+              <w:right w:val="single" w:sz="4" w:space="0" w:color="BFBFBF"/>
+            </w:tcBorders>
+            <w:shd w:val="clear" w:color="000000" w:fill="44546A"/>
+            <w:noWrap/>
+            <w:vAlign w:val="center"/>
+            <w:hideMark/>
+          </w:tcPr>
+          <w:p>
+            <w:pPr>
+              <w:rPr>
+                <w:rFonts w:ascii="Century Gothic" w:eastAsia="Times New Roman" w:hAnsi="Century Gothic" w:cs="Arial"/>
+                <w:b/>
+                <w:bCs/>
+                <w:color w:val="FFFFFF"/>
+                <w:sz w:val="18"/>
+                <w:szCs w:val="20"/>
+              </w:rPr>
+            </w:pPr>
+            <w:r>
+              <w:rPr>
+                <w:rFonts w:ascii="Century Gothic" w:eastAsia="Times New Roman" w:hAnsi="Century Gothic" w:cs="Arial"/>
+                <w:b/>
+                <w:bCs/>
+                <w:color w:val="FFFFFF"/>
+                <w:sz w:val="18"/>
+                <w:szCs w:val="20"/>
+              </w:rPr>
+              <w:t>PASS / FAIL</w:t>
+            </w:r>
+          </w:p>
+        </w:tc>
+        <w:tc>
+          <w:tcPr>
+            <w:tcW w:w="2794" w:type="dxa"/>
+            <w:gridSpan w:val="2"/>
+            <w:tcBorders>
+              <w:top w:val="single" w:sz="4" w:space="0" w:color="BFBFBF"/>
+              <w:left w:val="nil"/>
+              <w:bottom w:val="single" w:sz="4" w:space="0" w:color="BFBFBF"/>
+              <w:right w:val="single" w:sz="4" w:space="0" w:color="BFBFBF"/>
+            </w:tcBorders>
+            <w:shd w:val="clear" w:color="000000" w:fill="333F4F"/>
+            <w:vAlign w:val="center"/>
+            <w:hideMark/>
+          </w:tcPr>
+          <w:p>
+            <w:pPr>
+              <w:rPr>
+                <w:rFonts w:ascii="Century Gothic" w:eastAsia="Times New Roman" w:hAnsi="Century Gothic" w:cs="Arial"/>
+                <w:b/>
+                <w:bCs/>
+                <w:color w:val="FFFFFF"/>
+                <w:sz w:val="18"/>
+                <w:szCs w:val="20"/>
+              </w:rPr>
+            </w:pPr>
+            <w:r>
+              <w:rPr>
+                <w:rFonts w:ascii="Century Gothic" w:eastAsia="Times New Roman" w:hAnsi="Century Gothic" w:cs="Arial"/>
+                <w:b/>
+                <w:bCs/>
+                <w:color w:val="FFFFFF"/>
+                <w:sz w:val="18"/>
+                <w:szCs w:val="20"/>
+              </w:rPr>
+              <w:t>ADDITIONAL NOTES</w:t>
+            </w:r>
+          </w:p>
+        </w:tc>
+      </w:tr>
+      <w:tr>
+        <w:trPr>
+          <w:trHeight w:val="855"/>
+        </w:trPr>
+        <w:tc>
+          <w:tcPr>
+            <w:tcW w:w="813" w:type="dxa"/>
+            <w:tcBorders>
+              <w:top w:val="nil"/>
+              <w:left w:val="single" w:sz="4" w:space="0" w:color="BFBFBF"/>
+              <w:bottom w:val="single" w:sz="4" w:space="0" w:color="BFBFBF"/>
+              <w:right w:val="single" w:sz="4" w:space="0" w:color="BFBFBF"/>
+            </w:tcBorders>
+            <w:shd w:val="clear" w:color="000000" w:fill="D9D9D9"/>
+            <w:vAlign w:val="center"/>
+            <w:hideMark/>
+          </w:tcPr>
+          <w:p>
+            <w:pPr>
+              <w:rPr>
+                <w:rFonts w:ascii="Century Gothic" w:eastAsia="Times New Roman" w:hAnsi="Century Gothic" w:cs="Arial"/>
+                <w:color w:val="000000"/>
+                <w:sz w:val="22"/>
+                <w:szCs w:val="22"/>
+              </w:rPr>
+            </w:pPr>
+            <w:r>
+              <w:rPr>
+                <w:rFonts w:ascii="Century Gothic" w:eastAsia="Times New Roman" w:hAnsi="Century Gothic" w:cs="Arial"/>
+                <w:color w:val="000000"/>
+                <w:sz w:val="22"/>
+                <w:szCs w:val="22"/>
+              </w:rPr>
+              <w:t> </w:t>
+            </w:r>
+            <w:r>
+              <w:rPr>
+                <w:rFonts w:ascii="Century Gothic" w:eastAsia="Times New Roman" w:hAnsi="Century Gothic" w:cs="Arial"/>
+                <w:color w:val="000000"/>
+                <w:sz w:val="22"/>
+                <w:szCs w:val="22"/>
+              </w:rPr>
+              <w:t>1</w:t>
+            </w:r>
+          </w:p>
+        </w:tc>
+        <w:tc>
+          <w:tcPr>
+            <w:tcW w:w="2890" w:type="dxa"/>
+            <w:tcBorders>
+              <w:top w:val="nil"/>
+              <w:left w:val="nil"/>
+              <w:bottom w:val="single" w:sz="4" w:space="0" w:color="BFBFBF"/>
+              <w:right w:val="single" w:sz="4" w:space="0" w:color="BFBFBF"/>
+            </w:tcBorders>
+            <w:shd w:val="clear" w:color="000000" w:fill="E6E6E6"/>
+            <w:vAlign w:val="center"/>
+            <w:hideMark/>
+          </w:tcPr>
+          <w:p>
+            <w:pPr>
+              <w:rPr>
+                <w:rFonts w:ascii="Century Gothic" w:eastAsia="Times New Roman" w:hAnsi="Century Gothic" w:cs="Arial"/>
+                <w:color w:val="000000"/>
+                <w:sz w:val="22"/>
+                <w:szCs w:val="22"/>
+                <w:lang w:val="es-MX"/>
+              </w:rPr>
+            </w:pPr>
+            <w:r>
+              <w:rPr>
+                <w:rFonts w:ascii="Century Gothic" w:eastAsia="Times New Roman" w:hAnsi="Century Gothic" w:cs="Arial"/>
+                <w:color w:val="000000"/>
+                <w:sz w:val="22"/>
+                <w:szCs w:val="22"/>
+                <w:lang w:val="es-MX"/>
+              </w:rPr>
+              <w:t>Iniciar el programa y dirigirse a configuración → Administrar Productos</w:t>
+            </w:r>
+          </w:p>
+        </w:tc>
+        <w:tc>
+          <w:tcPr>
+            <w:tcW w:w="1536" w:type="dxa"/>
+            <w:gridSpan w:val="2"/>
+            <w:tcBorders>
+              <w:top w:val="nil"/>
+              <w:left w:val="nil"/>
+              <w:bottom w:val="single" w:sz="4" w:space="0" w:color="BFBFBF"/>
+              <w:right w:val="single" w:sz="4" w:space="0" w:color="BFBFBF"/>
+            </w:tcBorders>
+            <w:shd w:val="clear" w:color="000000" w:fill="EAEEF3"/>
+            <w:noWrap/>
+            <w:vAlign w:val="center"/>
+            <w:hideMark/>
+          </w:tcPr>
+          <w:p>
+            <w:pPr>
+              <w:jc w:val="center"/>
+              <w:rPr>
+                <w:rFonts w:ascii="Century Gothic" w:eastAsia="Times New Roman" w:hAnsi="Century Gothic" w:cs="Arial"/>
+                <w:color w:val="000000"/>
+                <w:sz w:val="20"/>
+                <w:szCs w:val="20"/>
+                <w:lang w:val="es-ES"/>
+              </w:rPr>
+            </w:pPr>
+            <w:r>
+              <w:rPr>
+                <w:rFonts w:ascii="Century Gothic" w:eastAsia="Times New Roman" w:hAnsi="Century Gothic" w:cs="Arial"/>
+                <w:color w:val="000000"/>
+                <w:sz w:val="20"/>
+                <w:szCs w:val="20"/>
+                <w:lang w:val="es-ES"/>
+              </w:rPr>
+              <w:t>13/04/2025</w:t>
+            </w:r>
+          </w:p>
+        </w:tc>
+        <w:tc>
+          <w:tcPr>
+            <w:tcW w:w="2800" w:type="dxa"/>
+            <w:gridSpan w:val="3"/>
+            <w:tcBorders>
+              <w:top w:val="nil"/>
+              <w:left w:val="nil"/>
+              <w:bottom w:val="single" w:sz="4" w:space="0" w:color="BFBFBF"/>
+              <w:right w:val="single" w:sz="4" w:space="0" w:color="BFBFBF"/>
+            </w:tcBorders>
+            <w:shd w:val="clear" w:color="auto" w:fill="auto"/>
+            <w:vAlign w:val="center"/>
+            <w:hideMark/>
+          </w:tcPr>
+          <w:p>
+            <w:pPr>
+              <w:rPr>
+                <w:rFonts w:ascii="Century Gothic" w:eastAsia="Times New Roman" w:hAnsi="Century Gothic" w:cs="Arial"/>
+                <w:color w:val="000000"/>
+                <w:sz w:val="20"/>
+                <w:szCs w:val="20"/>
+                <w:lang w:val="es-MX"/>
+              </w:rPr>
+            </w:pPr>
+            <w:r>
+              <w:rPr>
+                <w:rFonts w:ascii="Century Gothic" w:eastAsia="Times New Roman" w:hAnsi="Century Gothic" w:cs="Arial"/>
+                <w:color w:val="000000"/>
+                <w:sz w:val="20"/>
+                <w:szCs w:val="20"/>
+                <w:lang w:val="es-MX"/>
+              </w:rPr>
+              <w:t>Se carga correctamente la vista con los botones “Exportar a PDF” y “Exportar a Excel”</w:t>
+            </w:r>
+          </w:p>
+        </w:tc>
+        <w:tc>
+          <w:tcPr>
+            <w:tcW w:w="2800" w:type="dxa"/>
+            <w:gridSpan w:val="2"/>
+            <w:tcBorders>
+              <w:top w:val="nil"/>
+              <w:left w:val="nil"/>
+              <w:bottom w:val="single" w:sz="4" w:space="0" w:color="BFBFBF"/>
+              <w:right w:val="single" w:sz="4" w:space="0" w:color="BFBFBF"/>
+            </w:tcBorders>
+            <w:shd w:val="clear" w:color="000000" w:fill="F2F2F2"/>
+            <w:vAlign w:val="center"/>
+            <w:hideMark/>
+          </w:tcPr>
+          <w:p>
+            <w:pPr>
+              <w:rPr>
+                <w:rFonts w:ascii="Century Gothic" w:eastAsia="Times New Roman" w:hAnsi="Century Gothic" w:cs="Arial"/>
+                <w:color w:val="000000"/>
+                <w:sz w:val="20"/>
+                <w:szCs w:val="20"/>
+                <w:lang w:val="es-ES"/>
+              </w:rPr>
+            </w:pPr>
+            <w:r>
+              <w:rPr>
+                <w:rFonts w:ascii="Century Gothic" w:eastAsia="Times New Roman" w:hAnsi="Century Gothic" w:cs="Arial"/>
+                <w:color w:val="000000"/>
+                <w:sz w:val="20"/>
+                <w:szCs w:val="20"/>
+                <w:lang w:val="es-ES"/>
+              </w:rPr>
+              <w:t> </w:t>
+            </w:r>
+            <w:r>
+              <w:rPr>
+                <w:rFonts w:ascii="Century Gothic" w:eastAsia="Times New Roman" w:hAnsi="Century Gothic" w:cs="Arial"/>
+                <w:color w:val="000000"/>
+                <w:sz w:val="20"/>
+                <w:szCs w:val="20"/>
+                <w:lang w:val="es-ES"/>
+              </w:rPr>
+              <w:t>PASS</w:t>
+            </w:r>
+          </w:p>
+        </w:tc>
+        <w:tc>
+          <w:tcPr>
+            <w:tcW w:w="1264" w:type="dxa"/>
+            <w:gridSpan w:val="2"/>
+            <w:tcBorders>
+              <w:top w:val="nil"/>
+              <w:left w:val="nil"/>
+              <w:bottom w:val="single" w:sz="4" w:space="0" w:color="BFBFBF"/>
+              <w:right w:val="single" w:sz="4" w:space="0" w:color="BFBFBF"/>
+            </w:tcBorders>
+            <w:shd w:val="clear" w:color="000000" w:fill="EAEEF3"/>
+            <w:vAlign w:val="center"/>
+            <w:hideMark/>
+          </w:tcPr>
+          <w:p>
+            <w:pPr>
+              <w:rPr>
+                <w:rFonts w:ascii="Century Gothic" w:eastAsia="Times New Roman" w:hAnsi="Century Gothic" w:cs="Arial"/>
+                <w:color w:val="000000"/>
+                <w:sz w:val="20"/>
+                <w:szCs w:val="20"/>
+                <w:lang w:val="es-ES"/>
+              </w:rPr>
+            </w:pPr>
+            <w:r>
+              <w:rPr>
+                <w:rFonts w:ascii="Century Gothic" w:eastAsia="Times New Roman" w:hAnsi="Century Gothic" w:cs="Arial"/>
+                <w:color w:val="000000"/>
+                <w:sz w:val="20"/>
+                <w:szCs w:val="20"/>
+                <w:lang w:val="es-ES"/>
+              </w:rPr>
+              <w:t> </w:t>
+            </w:r>
+            <w:r>
+              <w:rPr>
+                <w:rFonts w:ascii="Century Gothic" w:eastAsia="Times New Roman" w:hAnsi="Century Gothic" w:cs="Arial"/>
+                <w:color w:val="000000"/>
+                <w:sz w:val="20"/>
+                <w:szCs w:val="20"/>
+                <w:lang w:val="es-ES"/>
+              </w:rPr>
+              <w:t>PASS</w:t>
+            </w:r>
+          </w:p>
+        </w:tc>
+        <w:tc>
+          <w:tcPr>
+            <w:tcW w:w="2794" w:type="dxa"/>
+            <w:gridSpan w:val="2"/>
+            <w:tcBorders>
+              <w:top w:val="nil"/>
+              <w:left w:val="nil"/>
+              <w:bottom w:val="single" w:sz="4" w:space="0" w:color="BFBFBF"/>
+              <w:right w:val="single" w:sz="4" w:space="0" w:color="BFBFBF"/>
+            </w:tcBorders>
+            <w:shd w:val="clear" w:color="auto" w:fill="auto"/>
+            <w:vAlign w:val="center"/>
+            <w:hideMark/>
+          </w:tcPr>
+          <w:p>
+            <w:pPr>
+              <w:rPr>
+                <w:rFonts w:ascii="Century Gothic" w:eastAsia="Times New Roman" w:hAnsi="Century Gothic" w:cs="Arial"/>
+                <w:color w:val="000000"/>
+                <w:sz w:val="20"/>
+                <w:szCs w:val="20"/>
+                <w:lang w:val="es-ES"/>
+              </w:rPr>
+            </w:pPr>
+            <w:r>
+              <w:rPr>
+                <w:rFonts w:ascii="Century Gothic" w:eastAsia="Times New Roman" w:hAnsi="Century Gothic" w:cs="Arial"/>
+                <w:color w:val="000000"/>
+                <w:sz w:val="20"/>
+                <w:szCs w:val="20"/>
+                <w:lang w:val="es-ES"/>
+              </w:rPr>
+              <w:t> </w:t>
+            </w:r>
+          </w:p>
+        </w:tc>
+      </w:tr>
+      <w:tr>
+        <w:trPr>
+          <w:trHeight w:val="855"/>
+        </w:trPr>
+        <w:tc>
+          <w:tcPr>
+            <w:tcW w:w="813" w:type="dxa"/>
+            <w:tcBorders>
+              <w:top w:val="nil"/>
+              <w:left w:val="single" w:sz="4" w:space="0" w:color="BFBFBF"/>
+              <w:bottom w:val="single" w:sz="4" w:space="0" w:color="BFBFBF"/>
+              <w:right w:val="single" w:sz="4" w:space="0" w:color="BFBFBF"/>
+            </w:tcBorders>
+            <w:shd w:val="clear" w:color="000000" w:fill="D9D9D9"/>
+            <w:vAlign w:val="center"/>
+            <w:hideMark/>
+          </w:tcPr>
+          <w:p>
+            <w:pPr>
+              <w:rPr>
+                <w:rFonts w:ascii="Century Gothic" w:eastAsia="Times New Roman" w:hAnsi="Century Gothic" w:cs="Arial"/>
+                <w:color w:val="000000"/>
+                <w:sz w:val="22"/>
+                <w:szCs w:val="22"/>
+                <w:lang w:val="es-ES"/>
+              </w:rPr>
+            </w:pPr>
+            <w:r>
+              <w:rPr>
+                <w:rFonts w:ascii="Century Gothic" w:eastAsia="Times New Roman" w:hAnsi="Century Gothic" w:cs="Arial"/>
+                <w:color w:val="000000"/>
+                <w:sz w:val="22"/>
+                <w:szCs w:val="22"/>
+                <w:lang w:val="es-ES"/>
+              </w:rPr>
+              <w:t>2</w:t>
+            </w:r>
+            <w:r>
+              <w:rPr>
+                <w:rFonts w:ascii="Century Gothic" w:eastAsia="Times New Roman" w:hAnsi="Century Gothic" w:cs="Arial"/>
+                <w:color w:val="000000"/>
+                <w:sz w:val="22"/>
+                <w:szCs w:val="22"/>
+                <w:lang w:val="es-ES"/>
+              </w:rPr>
+              <w:t> </w:t>
+            </w:r>
+          </w:p>
+        </w:tc>
+        <w:tc>
+          <w:tcPr>
+            <w:tcW w:w="2890" w:type="dxa"/>
+            <w:tcBorders>
+              <w:top w:val="nil"/>
+              <w:left w:val="nil"/>
+              <w:bottom w:val="single" w:sz="4" w:space="0" w:color="BFBFBF"/>
+              <w:right w:val="single" w:sz="4" w:space="0" w:color="BFBFBF"/>
+            </w:tcBorders>
+            <w:shd w:val="clear" w:color="000000" w:fill="E6E6E6"/>
+            <w:vAlign w:val="center"/>
+            <w:hideMark/>
+          </w:tcPr>
+          <w:tbl>
+            <w:tblPr>
+              <w:tblW w:w="0" w:type="auto"/>
+              <w:tblCellSpacing w:w="15" w:type="dxa"/>
+              <w:tblCellMar>
+                <w:top w:w="15" w:type="dxa"/>
+                <w:left w:w="15" w:type="dxa"/>
+                <w:bottom w:w="15" w:type="dxa"/>
+                <w:right w:w="15" w:type="dxa"/>
+              </w:tblCellMar>
+              <w:tblLook w:val="04A0" w:firstRow="1" w:lastRow="0" w:firstColumn="1" w:lastColumn="0" w:noHBand="0" w:noVBand="1"/>
+            </w:tblPr>
+            <w:tblGrid>
+              <w:gridCol w:w="110"/>
+            </w:tblGrid>
+            <w:tr>
+              <w:trPr>
+                <w:tblCellSpacing w:w="15" w:type="dxa"/>
+              </w:trPr>
+              <w:tc>
+                <w:tcPr>
+                  <w:tcW w:w="36" w:type="dxa"/>
+                  <w:vAlign w:val="center"/>
+                  <w:hideMark/>
+                </w:tcPr>
+                <w:p>
+                  <w:pPr>
+                    <w:rPr>
+                      <w:rFonts w:ascii="Century Gothic" w:eastAsia="Times New Roman" w:hAnsi="Century Gothic" w:cs="Arial"/>
+                      <w:color w:val="000000"/>
+                      <w:sz w:val="22"/>
+                      <w:szCs w:val="22"/>
+                      <w:lang w:val="es-MX"/>
+                    </w:rPr>
+                  </w:pPr>
+                </w:p>
+              </w:tc>
+            </w:tr>
+          </w:tbl>
+          <w:p>
+            <w:pPr>
+              <w:rPr>
+                <w:rFonts w:ascii="Century Gothic" w:eastAsia="Times New Roman" w:hAnsi="Century Gothic" w:cs="Arial"/>
+                <w:vanish/>
+                <w:color w:val="000000"/>
+                <w:sz w:val="22"/>
+                <w:szCs w:val="22"/>
+                <w:lang w:val="es-MX"/>
+              </w:rPr>
+            </w:pPr>
+          </w:p>
+          <w:tbl>
+            <w:tblPr>
+              <w:tblW w:w="0" w:type="auto"/>
+              <w:tblCellSpacing w:w="15" w:type="dxa"/>
+              <w:tblCellMar>
+                <w:top w:w="15" w:type="dxa"/>
+                <w:left w:w="15" w:type="dxa"/>
+                <w:bottom w:w="15" w:type="dxa"/>
+                <w:right w:w="15" w:type="dxa"/>
+              </w:tblCellMar>
+              <w:tblLook w:val="04A0" w:firstRow="1" w:lastRow="0" w:firstColumn="1" w:lastColumn="0" w:noHBand="0" w:noVBand="1"/>
+            </w:tblPr>
+            <w:tblGrid>
+              <w:gridCol w:w="7522"/>
+            </w:tblGrid>
+            <w:tr>
+              <w:trPr>
+                <w:tblCellSpacing w:w="15" w:type="dxa"/>
+              </w:trPr>
+              <w:tc>
+                <w:tcPr>
+                  <w:tcW w:w="7462" w:type="dxa"/>
+                  <w:vAlign w:val="center"/>
+                  <w:hideMark/>
+                </w:tcPr>
+                <w:tbl>
+                  <w:tblPr>
+                    <w:tblW w:w="0" w:type="auto"/>
+                    <w:tblCellSpacing w:w="15" w:type="dxa"/>
+                    <w:tblCellMar>
+                      <w:top w:w="15" w:type="dxa"/>
+                      <w:left w:w="15" w:type="dxa"/>
+                      <w:bottom w:w="15" w:type="dxa"/>
+                      <w:right w:w="15" w:type="dxa"/>
+                    </w:tblCellMar>
+                    <w:tblLook w:val="04A0" w:firstRow="1" w:lastRow="0" w:firstColumn="1" w:lastColumn="0" w:noHBand="0" w:noVBand="1"/>
+                  </w:tblPr>
+                  <w:tblGrid>
+                    <w:gridCol w:w="110"/>
+                  </w:tblGrid>
+                  <w:tr>
+                    <w:trPr>
+                      <w:tblCellSpacing w:w="15" w:type="dxa"/>
+                    </w:trPr>
+                    <w:tc>
+                      <w:tcPr>
+                        <w:tcW w:w="36" w:type="dxa"/>
+                        <w:vAlign w:val="center"/>
+                        <w:hideMark/>
+                      </w:tcPr>
+                      <w:p>
+                        <w:pPr>
+                          <w:rPr>
+                            <w:rFonts w:ascii="Century Gothic" w:eastAsia="Times New Roman" w:hAnsi="Century Gothic" w:cs="Arial"/>
+                            <w:color w:val="000000"/>
+                            <w:sz w:val="22"/>
+                            <w:szCs w:val="22"/>
+                            <w:lang w:val="es-MX"/>
+                          </w:rPr>
+                        </w:pPr>
+                      </w:p>
+                    </w:tc>
+                  </w:tr>
+                </w:tbl>
+                <w:p>
+                  <w:pPr>
+                    <w:rPr>
+                      <w:rFonts w:ascii="Century Gothic" w:eastAsia="Times New Roman" w:hAnsi="Century Gothic" w:cs="Arial"/>
+                      <w:vanish/>
+                      <w:color w:val="000000"/>
+                      <w:sz w:val="22"/>
+                      <w:szCs w:val="22"/>
+                      <w:lang w:val="es-MX"/>
+                    </w:rPr>
+                  </w:pPr>
+                </w:p>
+                <w:tbl>
+                  <w:tblPr>
+                    <w:tblW w:w="0" w:type="auto"/>
+                    <w:tblCellSpacing w:w="15" w:type="dxa"/>
+                    <w:tblCellMar>
+                      <w:top w:w="15" w:type="dxa"/>
+                      <w:left w:w="15" w:type="dxa"/>
+                      <w:bottom w:w="15" w:type="dxa"/>
+                      <w:right w:w="15" w:type="dxa"/>
+                    </w:tblCellMar>
+                    <w:tblLook w:val="04A0" w:firstRow="1" w:lastRow="0" w:firstColumn="1" w:lastColumn="0" w:noHBand="0" w:noVBand="1"/>
+                  </w:tblPr>
+                  <w:tblGrid>
+                    <w:gridCol w:w="3903"/>
+                  </w:tblGrid>
+                  <w:tr>
+                    <w:trPr>
+                      <w:tblCellSpacing w:w="15" w:type="dxa"/>
+                    </w:trPr>
+                    <w:tc>
+                      <w:tcPr>
+                        <w:tcW w:w="3843" w:type="dxa"/>
+                        <w:vAlign w:val="center"/>
+                        <w:hideMark/>
+                      </w:tcPr>
+                      <w:p>
+                        <w:pPr>
+                          <w:rPr>
+                            <w:rFonts w:ascii="Century Gothic" w:eastAsia="Times New Roman" w:hAnsi="Century Gothic" w:cs="Arial"/>
+                            <w:color w:val="000000"/>
+                            <w:sz w:val="22"/>
+                            <w:szCs w:val="22"/>
+                            <w:lang w:val="es-MX"/>
+                          </w:rPr>
+                        </w:pPr>
+                        <w:r>
+                          <w:rPr>
+                            <w:rFonts w:ascii="Century Gothic" w:eastAsia="Times New Roman" w:hAnsi="Century Gothic" w:cs="Arial"/>
+                            <w:color w:val="000000"/>
+                            <w:sz w:val="22"/>
+                            <w:szCs w:val="22"/>
+                            <w:lang w:val="es-MX"/>
+                          </w:rPr>
+                          <w:t>Presionar el botón de “Exportar a PDF”</w:t>
+                        </w:r>
+                      </w:p>
+                    </w:tc>
+                  </w:tr>
+                </w:tbl>
+                <w:p>
+                  <w:pPr>
+                    <w:rPr>
+                      <w:rFonts w:ascii="Century Gothic" w:eastAsia="Times New Roman" w:hAnsi="Century Gothic" w:cs="Arial"/>
+                      <w:color w:val="000000"/>
+                      <w:sz w:val="22"/>
+                      <w:szCs w:val="22"/>
+                      <w:lang w:val="es-MX"/>
+                    </w:rPr>
+                  </w:pPr>
+                </w:p>
+              </w:tc>
+            </w:tr>
+          </w:tbl>
+          <w:p>
+            <w:pPr>
+              <w:rPr>
+                <w:rFonts w:ascii="Century Gothic" w:eastAsia="Times New Roman" w:hAnsi="Century Gothic" w:cs="Arial"/>
+                <w:color w:val="000000"/>
+                <w:sz w:val="22"/>
+                <w:szCs w:val="22"/>
+                <w:lang w:val="es-ES"/>
+              </w:rPr>
+            </w:pPr>
+          </w:p>
+        </w:tc>
+        <w:tc>
+          <w:tcPr>
+            <w:tcW w:w="1536" w:type="dxa"/>
+            <w:gridSpan w:val="2"/>
+            <w:tcBorders>
+              <w:top w:val="nil"/>
+              <w:left w:val="nil"/>
+              <w:bottom w:val="single" w:sz="4" w:space="0" w:color="BFBFBF"/>
+              <w:right w:val="single" w:sz="4" w:space="0" w:color="BFBFBF"/>
+            </w:tcBorders>
+            <w:shd w:val="clear" w:color="000000" w:fill="EAEEF3"/>
+            <w:noWrap/>
+            <w:vAlign w:val="center"/>
+            <w:hideMark/>
+          </w:tcPr>
+          <w:p>
+            <w:pPr>
+              <w:jc w:val="center"/>
+              <w:rPr>
+                <w:rFonts w:ascii="Century Gothic" w:eastAsia="Times New Roman" w:hAnsi="Century Gothic" w:cs="Arial"/>
+                <w:color w:val="000000"/>
+                <w:sz w:val="20"/>
+                <w:szCs w:val="20"/>
+                <w:lang w:val="es-ES"/>
+              </w:rPr>
+            </w:pPr>
+            <w:r>
+              <w:rPr>
+                <w:rFonts w:ascii="Century Gothic" w:eastAsia="Times New Roman" w:hAnsi="Century Gothic" w:cs="Arial"/>
+                <w:color w:val="000000"/>
+                <w:sz w:val="20"/>
+                <w:szCs w:val="20"/>
+                <w:lang w:val="es-ES"/>
+              </w:rPr>
+              <w:t>13/04/2025</w:t>
+            </w:r>
+          </w:p>
+        </w:tc>
+        <w:tc>
+          <w:tcPr>
+            <w:tcW w:w="2800" w:type="dxa"/>
+            <w:gridSpan w:val="3"/>
+            <w:tcBorders>
+              <w:top w:val="nil"/>
+              <w:left w:val="nil"/>
+              <w:bottom w:val="single" w:sz="4" w:space="0" w:color="BFBFBF"/>
+              <w:right w:val="single" w:sz="4" w:space="0" w:color="BFBFBF"/>
+            </w:tcBorders>
+            <w:shd w:val="clear" w:color="auto" w:fill="auto"/>
+            <w:vAlign w:val="center"/>
+            <w:hideMark/>
+          </w:tcPr>
+          <w:p>
+            <w:pPr>
+              <w:rPr>
+                <w:rFonts w:ascii="Century Gothic" w:eastAsia="Times New Roman" w:hAnsi="Century Gothic" w:cs="Arial"/>
+                <w:color w:val="000000"/>
+                <w:sz w:val="20"/>
+                <w:szCs w:val="20"/>
+                <w:lang w:val="es-MX"/>
+              </w:rPr>
+            </w:pPr>
+            <w:r>
+              <w:rPr>
+                <w:rFonts w:ascii="Century Gothic" w:eastAsia="Times New Roman" w:hAnsi="Century Gothic" w:cs="Arial"/>
+                <w:color w:val="000000"/>
+                <w:sz w:val="20"/>
+                <w:szCs w:val="20"/>
+                <w:lang w:val="es-MX"/>
+              </w:rPr>
+              <w:t>Se genera un archivo PDF en el escritorio y aparece un mensaje (toast) indicando éxito</w:t>
+            </w:r>
+          </w:p>
+        </w:tc>
+        <w:tc>
+          <w:tcPr>
+            <w:tcW w:w="2800" w:type="dxa"/>
+            <w:gridSpan w:val="2"/>
+            <w:tcBorders>
+              <w:top w:val="nil"/>
+              <w:left w:val="nil"/>
+              <w:bottom w:val="single" w:sz="4" w:space="0" w:color="BFBFBF"/>
+              <w:right w:val="single" w:sz="4" w:space="0" w:color="BFBFBF"/>
+            </w:tcBorders>
+            <w:shd w:val="clear" w:color="000000" w:fill="F2F2F2"/>
+            <w:vAlign w:val="center"/>
+            <w:hideMark/>
+          </w:tcPr>
+          <w:p>
+            <w:pPr>
+              <w:rPr>
+                <w:rFonts w:ascii="Century Gothic" w:eastAsia="Times New Roman" w:hAnsi="Century Gothic" w:cs="Arial"/>
+                <w:color w:val="000000"/>
+                <w:sz w:val="20"/>
+                <w:szCs w:val="20"/>
+                <w:lang w:val="es-ES"/>
+              </w:rPr>
+            </w:pPr>
+            <w:r>
+              <w:rPr>
+                <w:rFonts w:ascii="Century Gothic" w:eastAsia="Times New Roman" w:hAnsi="Century Gothic" w:cs="Arial"/>
+                <w:color w:val="000000"/>
+                <w:sz w:val="20"/>
+                <w:szCs w:val="20"/>
+                <w:lang w:val="es-ES"/>
+              </w:rPr>
+              <w:t> </w:t>
+            </w:r>
+            <w:r>
+              <w:rPr>
+                <w:rFonts w:ascii="Century Gothic" w:eastAsia="Times New Roman" w:hAnsi="Century Gothic" w:cs="Arial"/>
+                <w:color w:val="000000"/>
+                <w:sz w:val="20"/>
+                <w:szCs w:val="20"/>
+                <w:lang w:val="es-ES"/>
+              </w:rPr>
+              <w:t>PASS</w:t>
+            </w:r>
+          </w:p>
+        </w:tc>
+        <w:tc>
+          <w:tcPr>
+            <w:tcW w:w="1264" w:type="dxa"/>
+            <w:gridSpan w:val="2"/>
+            <w:tcBorders>
+              <w:top w:val="nil"/>
+              <w:left w:val="nil"/>
+              <w:bottom w:val="single" w:sz="4" w:space="0" w:color="BFBFBF"/>
+              <w:right w:val="single" w:sz="4" w:space="0" w:color="BFBFBF"/>
+            </w:tcBorders>
+            <w:shd w:val="clear" w:color="000000" w:fill="EAEEF3"/>
+            <w:vAlign w:val="center"/>
+            <w:hideMark/>
+          </w:tcPr>
+          <w:p>
+            <w:pPr>
+              <w:rPr>
+                <w:rFonts w:ascii="Century Gothic" w:eastAsia="Times New Roman" w:hAnsi="Century Gothic" w:cs="Arial"/>
+                <w:color w:val="000000"/>
+                <w:sz w:val="20"/>
+                <w:szCs w:val="20"/>
+                <w:lang w:val="es-ES"/>
+              </w:rPr>
+            </w:pPr>
+            <w:r>
+              <w:rPr>
+                <w:rFonts w:ascii="Century Gothic" w:eastAsia="Times New Roman" w:hAnsi="Century Gothic" w:cs="Arial"/>
+                <w:color w:val="000000"/>
+                <w:sz w:val="20"/>
+                <w:szCs w:val="20"/>
+                <w:lang w:val="es-ES"/>
+              </w:rPr>
+              <w:t> </w:t>
+            </w:r>
+            <w:r>
+              <w:rPr>
+                <w:rFonts w:ascii="Century Gothic" w:eastAsia="Times New Roman" w:hAnsi="Century Gothic" w:cs="Arial"/>
+                <w:color w:val="000000"/>
+                <w:sz w:val="20"/>
+                <w:szCs w:val="20"/>
+                <w:lang w:val="es-ES"/>
+              </w:rPr>
+              <w:t>PASS</w:t>
+            </w:r>
+          </w:p>
+        </w:tc>
+        <w:tc>
+          <w:tcPr>
+            <w:tcW w:w="2794" w:type="dxa"/>
+            <w:gridSpan w:val="2"/>
+            <w:tcBorders>
+              <w:top w:val="nil"/>
+              <w:left w:val="nil"/>
+              <w:bottom w:val="single" w:sz="4" w:space="0" w:color="BFBFBF"/>
+              <w:right w:val="single" w:sz="4" w:space="0" w:color="BFBFBF"/>
+            </w:tcBorders>
+            <w:shd w:val="clear" w:color="auto" w:fill="auto"/>
+            <w:vAlign w:val="center"/>
+            <w:hideMark/>
+          </w:tcPr>
+          <w:p>
+            <w:pPr>
+              <w:rPr>
+                <w:rFonts w:ascii="Century Gothic" w:eastAsia="Times New Roman" w:hAnsi="Century Gothic" w:cs="Arial"/>
+                <w:color w:val="000000"/>
+                <w:sz w:val="20"/>
+                <w:szCs w:val="20"/>
+                <w:lang w:val="es-ES"/>
+              </w:rPr>
+            </w:pPr>
+            <w:r>
+              <w:rPr>
+                <w:rFonts w:ascii="Century Gothic" w:eastAsia="Times New Roman" w:hAnsi="Century Gothic" w:cs="Arial"/>
+                <w:color w:val="000000"/>
+                <w:sz w:val="20"/>
+                <w:szCs w:val="20"/>
+                <w:lang w:val="es-ES"/>
+              </w:rPr>
+              <w:t> </w:t>
+            </w:r>
+          </w:p>
+        </w:tc>
+      </w:tr>
+      <w:tr>
+        <w:trPr>
+          <w:trHeight w:val="855"/>
+        </w:trPr>
+        <w:tc>
+          <w:tcPr>
+            <w:tcW w:w="813" w:type="dxa"/>
+            <w:tcBorders>
+              <w:top w:val="nil"/>
+              <w:left w:val="single" w:sz="4" w:space="0" w:color="BFBFBF"/>
+              <w:bottom w:val="single" w:sz="4" w:space="0" w:color="BFBFBF"/>
+              <w:right w:val="single" w:sz="4" w:space="0" w:color="BFBFBF"/>
+            </w:tcBorders>
+            <w:shd w:val="clear" w:color="000000" w:fill="D9D9D9"/>
+            <w:vAlign w:val="center"/>
+            <w:hideMark/>
+          </w:tcPr>
+          <w:p>
+            <w:pPr>
+              <w:rPr>
+                <w:rFonts w:ascii="Century Gothic" w:eastAsia="Times New Roman" w:hAnsi="Century Gothic" w:cs="Arial"/>
+                <w:color w:val="000000"/>
+                <w:sz w:val="22"/>
+                <w:szCs w:val="22"/>
+                <w:lang w:val="es-ES"/>
+              </w:rPr>
+            </w:pPr>
+            <w:r>
+              <w:rPr>
+                <w:rFonts w:ascii="Century Gothic" w:eastAsia="Times New Roman" w:hAnsi="Century Gothic" w:cs="Arial"/>
+                <w:color w:val="000000"/>
+                <w:sz w:val="22"/>
+                <w:szCs w:val="22"/>
+                <w:lang w:val="es-ES"/>
+              </w:rPr>
+              <w:t> </w:t>
+            </w:r>
+            <w:r>
+              <w:rPr>
+                <w:rFonts w:ascii="Century Gothic" w:eastAsia="Times New Roman" w:hAnsi="Century Gothic" w:cs="Arial"/>
+                <w:color w:val="000000"/>
+                <w:sz w:val="22"/>
+                <w:szCs w:val="22"/>
+                <w:lang w:val="es-ES"/>
+              </w:rPr>
+              <w:t>3</w:t>
+            </w:r>
+          </w:p>
+        </w:tc>
+        <w:tc>
+          <w:tcPr>
+            <w:tcW w:w="2890" w:type="dxa"/>
+            <w:tcBorders>
+              <w:top w:val="nil"/>
+              <w:left w:val="nil"/>
+              <w:bottom w:val="single" w:sz="4" w:space="0" w:color="BFBFBF"/>
+              <w:right w:val="single" w:sz="4" w:space="0" w:color="BFBFBF"/>
+            </w:tcBorders>
+            <w:shd w:val="clear" w:color="000000" w:fill="E6E6E6"/>
+            <w:vAlign w:val="center"/>
+            <w:hideMark/>
+          </w:tcPr>
+          <w:p>
+            <w:pPr>
+              <w:rPr>
+                <w:rFonts w:ascii="Century Gothic" w:eastAsia="Times New Roman" w:hAnsi="Century Gothic" w:cs="Arial"/>
+                <w:color w:val="000000"/>
+                <w:sz w:val="22"/>
+                <w:szCs w:val="22"/>
+                <w:lang w:val="es-MX"/>
+              </w:rPr>
+            </w:pPr>
+            <w:r>
+              <w:rPr>
+                <w:rFonts w:ascii="Century Gothic" w:eastAsia="Times New Roman" w:hAnsi="Century Gothic" w:cs="Arial"/>
+                <w:color w:val="000000"/>
+                <w:sz w:val="22"/>
+                <w:szCs w:val="22"/>
+                <w:lang w:val="es-ES"/>
+              </w:rPr>
+              <w:t> </w:t>
+            </w:r>
+            <w:r>
+              <w:rPr>
+                <w:rFonts w:ascii="Century Gothic" w:eastAsia="Times New Roman" w:hAnsi="Century Gothic" w:cs="Arial"/>
+                <w:color w:val="000000"/>
+                <w:sz w:val="22"/>
+                <w:szCs w:val="22"/>
+                <w:lang w:val="es-MX"/>
+              </w:rPr>
+              <w:t>Presionar el botón de “Exportar a Excel”</w:t>
+            </w:r>
+          </w:p>
+        </w:tc>
+        <w:tc>
+          <w:tcPr>
+            <w:tcW w:w="1536" w:type="dxa"/>
+            <w:gridSpan w:val="2"/>
+            <w:tcBorders>
+              <w:top w:val="nil"/>
+              <w:left w:val="nil"/>
+              <w:bottom w:val="single" w:sz="4" w:space="0" w:color="BFBFBF"/>
+              <w:right w:val="single" w:sz="4" w:space="0" w:color="BFBFBF"/>
+            </w:tcBorders>
+            <w:shd w:val="clear" w:color="000000" w:fill="EAEEF3"/>
+            <w:noWrap/>
+            <w:vAlign w:val="center"/>
+            <w:hideMark/>
+          </w:tcPr>
+          <w:p>
+            <w:pPr>
+              <w:jc w:val="center"/>
+              <w:rPr>
+                <w:rFonts w:ascii="Century Gothic" w:eastAsia="Times New Roman" w:hAnsi="Century Gothic" w:cs="Arial"/>
+                <w:color w:val="000000"/>
+                <w:sz w:val="20"/>
+                <w:szCs w:val="20"/>
+                <w:lang w:val="es-ES"/>
+              </w:rPr>
+            </w:pPr>
+            <w:r>
+              <w:rPr>
+                <w:rFonts w:ascii="Century Gothic" w:eastAsia="Times New Roman" w:hAnsi="Century Gothic" w:cs="Arial"/>
+                <w:color w:val="000000"/>
+                <w:sz w:val="20"/>
+                <w:szCs w:val="20"/>
+                <w:lang w:val="es-ES"/>
+              </w:rPr>
+              <w:t>13/04/2025</w:t>
+            </w:r>
+          </w:p>
+        </w:tc>
+        <w:tc>
+          <w:tcPr>
+            <w:tcW w:w="2800" w:type="dxa"/>
+            <w:gridSpan w:val="3"/>
+            <w:tcBorders>
+              <w:top w:val="nil"/>
+              <w:left w:val="nil"/>
+              <w:bottom w:val="single" w:sz="4" w:space="0" w:color="BFBFBF"/>
+              <w:right w:val="single" w:sz="4" w:space="0" w:color="BFBFBF"/>
+            </w:tcBorders>
+            <w:shd w:val="clear" w:color="auto" w:fill="auto"/>
+            <w:vAlign w:val="center"/>
+            <w:hideMark/>
+          </w:tcPr>
+          <w:p>
+            <w:pPr>
+              <w:rPr>
+                <w:rFonts w:ascii="Century Gothic" w:eastAsia="Times New Roman" w:hAnsi="Century Gothic" w:cs="Arial"/>
+                <w:color w:val="000000"/>
+                <w:sz w:val="20"/>
+                <w:szCs w:val="20"/>
+                <w:lang w:val="es-MX"/>
+              </w:rPr>
+            </w:pPr>
+            <w:r>
+              <w:rPr>
+                <w:rFonts w:ascii="Century Gothic" w:eastAsia="Times New Roman" w:hAnsi="Century Gothic" w:cs="Arial"/>
+                <w:color w:val="000000"/>
+                <w:sz w:val="20"/>
+                <w:szCs w:val="20"/>
+                <w:lang w:val="es-ES"/>
+              </w:rPr>
+              <w:t> </w:t>
+            </w:r>
+            <w:r>
+              <w:rPr>
+                <w:rFonts w:ascii="Century Gothic" w:eastAsia="Times New Roman" w:hAnsi="Century Gothic" w:cs="Arial"/>
+                <w:color w:val="000000"/>
+                <w:sz w:val="20"/>
+                <w:szCs w:val="20"/>
+                <w:lang w:val="es-MX"/>
+              </w:rPr>
+              <w:t>Se genera un archivo Excel en el escritorio y aparece mensaje de éxito</w:t>
+            </w:r>
+          </w:p>
+        </w:tc>
+        <w:tc>
+          <w:tcPr>
+            <w:tcW w:w="2800" w:type="dxa"/>
+            <w:gridSpan w:val="2"/>
+            <w:tcBorders>
+              <w:top w:val="nil"/>
+              <w:left w:val="nil"/>
+              <w:bottom w:val="single" w:sz="4" w:space="0" w:color="BFBFBF"/>
+              <w:right w:val="single" w:sz="4" w:space="0" w:color="BFBFBF"/>
+            </w:tcBorders>
+            <w:shd w:val="clear" w:color="000000" w:fill="F2F2F2"/>
+            <w:vAlign w:val="center"/>
+            <w:hideMark/>
+          </w:tcPr>
+          <w:p>
+            <w:pPr>
+              <w:rPr>
+                <w:rFonts w:ascii="Century Gothic" w:eastAsia="Times New Roman" w:hAnsi="Century Gothic" w:cs="Arial"/>
+                <w:color w:val="000000"/>
+                <w:sz w:val="20"/>
+                <w:szCs w:val="20"/>
+                <w:lang w:val="es-ES"/>
+              </w:rPr>
+            </w:pPr>
+            <w:r>
+              <w:rPr>
+                <w:rFonts w:ascii="Century Gothic" w:eastAsia="Times New Roman" w:hAnsi="Century Gothic" w:cs="Arial"/>
+                <w:color w:val="000000"/>
+                <w:sz w:val="20"/>
+                <w:szCs w:val="20"/>
+                <w:lang w:val="es-ES"/>
+              </w:rPr>
+              <w:t> </w:t>
+            </w:r>
+            <w:r>
+              <w:rPr>
+                <w:rFonts w:ascii="Century Gothic" w:eastAsia="Times New Roman" w:hAnsi="Century Gothic" w:cs="Arial"/>
+                <w:color w:val="000000"/>
+                <w:sz w:val="20"/>
+                <w:szCs w:val="20"/>
+                <w:lang w:val="es-ES"/>
+              </w:rPr>
+              <w:t>PASS</w:t>
+            </w:r>
+          </w:p>
+        </w:tc>
+        <w:tc>
+          <w:tcPr>
+            <w:tcW w:w="1264" w:type="dxa"/>
+            <w:gridSpan w:val="2"/>
+            <w:tcBorders>
+              <w:top w:val="nil"/>
+              <w:left w:val="nil"/>
+              <w:bottom w:val="single" w:sz="4" w:space="0" w:color="BFBFBF"/>
+              <w:right w:val="single" w:sz="4" w:space="0" w:color="BFBFBF"/>
+            </w:tcBorders>
+            <w:shd w:val="clear" w:color="000000" w:fill="EAEEF3"/>
+            <w:vAlign w:val="center"/>
+            <w:hideMark/>
+          </w:tcPr>
+          <w:p>
+            <w:pPr>
+              <w:rPr>
+                <w:rFonts w:ascii="Century Gothic" w:eastAsia="Times New Roman" w:hAnsi="Century Gothic" w:cs="Arial"/>
+                <w:color w:val="000000"/>
+                <w:sz w:val="20"/>
+                <w:szCs w:val="20"/>
+                <w:lang w:val="es-ES"/>
+              </w:rPr>
+            </w:pPr>
+            <w:r>
+              <w:rPr>
+                <w:rFonts w:ascii="Century Gothic" w:eastAsia="Times New Roman" w:hAnsi="Century Gothic" w:cs="Arial"/>
+                <w:color w:val="000000"/>
+                <w:sz w:val="20"/>
+                <w:szCs w:val="20"/>
+                <w:lang w:val="es-ES"/>
+              </w:rPr>
+              <w:t> </w:t>
+            </w:r>
+            <w:r>
+              <w:rPr>
+                <w:rFonts w:ascii="Century Gothic" w:eastAsia="Times New Roman" w:hAnsi="Century Gothic" w:cs="Arial"/>
+                <w:color w:val="000000"/>
+                <w:sz w:val="20"/>
+                <w:szCs w:val="20"/>
+                <w:lang w:val="es-ES"/>
+              </w:rPr>
+              <w:t>PASS</w:t>
+            </w:r>
+          </w:p>
+        </w:tc>
+        <w:tc>
+          <w:tcPr>
+            <w:tcW w:w="2794" w:type="dxa"/>
+            <w:gridSpan w:val="2"/>
+            <w:tcBorders>
+              <w:top w:val="nil"/>
+              <w:left w:val="nil"/>
+              <w:bottom w:val="single" w:sz="4" w:space="0" w:color="BFBFBF"/>
+              <w:right w:val="single" w:sz="4" w:space="0" w:color="BFBFBF"/>
+            </w:tcBorders>
+            <w:shd w:val="clear" w:color="auto" w:fill="auto"/>
+            <w:vAlign w:val="center"/>
+            <w:hideMark/>
+          </w:tcPr>
+          <w:p>
+            <w:pPr>
+              <w:rPr>
+                <w:rFonts w:ascii="Century Gothic" w:eastAsia="Times New Roman" w:hAnsi="Century Gothic" w:cs="Arial"/>
+                <w:color w:val="000000"/>
+                <w:sz w:val="20"/>
+                <w:szCs w:val="20"/>
+                <w:lang w:val="es-ES"/>
+              </w:rPr>
+            </w:pPr>
+            <w:r>
+              <w:rPr>
+                <w:rFonts w:ascii="Century Gothic" w:eastAsia="Times New Roman" w:hAnsi="Century Gothic" w:cs="Arial"/>
+                <w:color w:val="000000"/>
+                <w:sz w:val="20"/>
+                <w:szCs w:val="20"/>
+                <w:lang w:val="es-ES"/>
+              </w:rPr>
+              <w:t> </w:t>
+            </w:r>
+          </w:p>
+        </w:tc>
+      </w:tr>
+      <w:tr>
+        <w:trPr>
+          <w:trHeight w:val="855"/>
+        </w:trPr>
+        <w:tc>
+          <w:tcPr>
+            <w:tcW w:w="813" w:type="dxa"/>
+            <w:tcBorders>
+              <w:top w:val="nil"/>
+              <w:left w:val="single" w:sz="4" w:space="0" w:color="BFBFBF"/>
+              <w:bottom w:val="single" w:sz="4" w:space="0" w:color="BFBFBF"/>
+              <w:right w:val="single" w:sz="4" w:space="0" w:color="BFBFBF"/>
+            </w:tcBorders>
+            <w:shd w:val="clear" w:color="000000" w:fill="D9D9D9"/>
+            <w:vAlign w:val="center"/>
+            <w:hideMark/>
+          </w:tcPr>
+          <w:p>
+            <w:pPr>
+              <w:rPr>
+                <w:rFonts w:ascii="Century Gothic" w:eastAsia="Times New Roman" w:hAnsi="Century Gothic" w:cs="Arial"/>
+                <w:color w:val="000000"/>
+                <w:sz w:val="22"/>
+                <w:szCs w:val="22"/>
+                <w:lang w:val="es-ES"/>
+              </w:rPr>
+            </w:pPr>
+            <w:r>
+              <w:rPr>
+                <w:rFonts w:ascii="Century Gothic" w:eastAsia="Times New Roman" w:hAnsi="Century Gothic" w:cs="Arial"/>
+                <w:color w:val="000000"/>
+                <w:sz w:val="22"/>
+                <w:szCs w:val="22"/>
+                <w:lang w:val="es-ES"/>
+              </w:rPr>
+              <w:t> </w:t>
+            </w:r>
+            <w:r>
+              <w:rPr>
+                <w:rFonts w:ascii="Century Gothic" w:eastAsia="Times New Roman" w:hAnsi="Century Gothic" w:cs="Arial"/>
+                <w:color w:val="000000"/>
+                <w:sz w:val="22"/>
+                <w:szCs w:val="22"/>
+                <w:lang w:val="es-ES"/>
+              </w:rPr>
+              <w:t>4</w:t>
+            </w:r>
+          </w:p>
+        </w:tc>
+        <w:tc>
+          <w:tcPr>
+            <w:tcW w:w="2890" w:type="dxa"/>
+            <w:tcBorders>
+              <w:top w:val="nil"/>
+              <w:left w:val="nil"/>
+              <w:bottom w:val="single" w:sz="4" w:space="0" w:color="BFBFBF"/>
+              <w:right w:val="single" w:sz="4" w:space="0" w:color="BFBFBF"/>
+            </w:tcBorders>
+            <w:shd w:val="clear" w:color="000000" w:fill="E6E6E6"/>
+            <w:vAlign w:val="center"/>
+            <w:hideMark/>
+          </w:tcPr>
+          <w:p>
+            <w:pPr>
+              <w:rPr>
+                <w:rFonts w:ascii="Century Gothic" w:eastAsia="Times New Roman" w:hAnsi="Century Gothic" w:cs="Arial"/>
+                <w:color w:val="000000"/>
+                <w:sz w:val="22"/>
+                <w:szCs w:val="22"/>
+                <w:lang w:val="es-ES"/>
+              </w:rPr>
+            </w:pPr>
+            <w:r>
+              <w:rPr>
+                <w:rFonts w:ascii="Century Gothic" w:eastAsia="Times New Roman" w:hAnsi="Century Gothic" w:cs="Arial"/>
+                <w:color w:val="000000"/>
+                <w:sz w:val="22"/>
+                <w:szCs w:val="22"/>
+                <w:lang w:val="es-ES"/>
+              </w:rPr>
+              <w:t> </w:t>
+            </w:r>
+          </w:p>
+          <w:tbl>
+            <w:tblPr>
+              <w:tblW w:w="0" w:type="auto"/>
+              <w:tblCellSpacing w:w="15" w:type="dxa"/>
+              <w:tblCellMar>
+                <w:top w:w="15" w:type="dxa"/>
+                <w:left w:w="15" w:type="dxa"/>
+                <w:bottom w:w="15" w:type="dxa"/>
+                <w:right w:w="15" w:type="dxa"/>
+              </w:tblCellMar>
+              <w:tblLook w:val="04A0" w:firstRow="1" w:lastRow="0" w:firstColumn="1" w:lastColumn="0" w:noHBand="0" w:noVBand="1"/>
+            </w:tblPr>
+            <w:tblGrid>
+              <w:gridCol w:w="6774"/>
+            </w:tblGrid>
+            <w:tr>
+              <w:trPr>
+                <w:tblCellSpacing w:w="15" w:type="dxa"/>
+              </w:trPr>
+              <w:tc>
+                <w:tcPr>
+                  <w:tcW w:w="6714" w:type="dxa"/>
+                  <w:vAlign w:val="center"/>
+                  <w:hideMark/>
+                </w:tcPr>
+                <w:p>
+                  <w:pPr>
+                    <w:rPr>
+                      <w:rFonts w:ascii="Century Gothic" w:eastAsia="Times New Roman" w:hAnsi="Century Gothic" w:cs="Arial"/>
+                      <w:color w:val="000000"/>
+                      <w:sz w:val="22"/>
+                      <w:szCs w:val="22"/>
+                      <w:lang w:val="es-MX"/>
+                    </w:rPr>
+                  </w:pPr>
+                  <w:r>
+                    <w:rPr>
+                      <w:rFonts w:ascii="Century Gothic" w:eastAsia="Times New Roman" w:hAnsi="Century Gothic" w:cs="Arial"/>
+                      <w:color w:val="000000"/>
+                      <w:sz w:val="22"/>
+                      <w:szCs w:val="22"/>
+                      <w:lang w:val="es-MX"/>
+                    </w:rPr>
+                    <w:t>Aplicar filtros por categoría y estado antes de exportar</w:t>
+                  </w:r>
+                </w:p>
+              </w:tc>
+            </w:tr>
+          </w:tbl>
+          <w:p>
+            <w:pPr>
+              <w:rPr>
+                <w:rFonts w:ascii="Century Gothic" w:eastAsia="Times New Roman" w:hAnsi="Century Gothic" w:cs="Arial"/>
+                <w:vanish/>
+                <w:color w:val="000000"/>
+                <w:sz w:val="22"/>
+                <w:szCs w:val="22"/>
+                <w:lang w:val="es-MX"/>
+              </w:rPr>
+            </w:pPr>
+          </w:p>
+          <w:tbl>
+            <w:tblPr>
+              <w:tblW w:w="0" w:type="auto"/>
+              <w:tblCellSpacing w:w="15" w:type="dxa"/>
+              <w:tblCellMar>
+                <w:top w:w="15" w:type="dxa"/>
+                <w:left w:w="15" w:type="dxa"/>
+                <w:bottom w:w="15" w:type="dxa"/>
+                <w:right w:w="15" w:type="dxa"/>
+              </w:tblCellMar>
+              <w:tblLook w:val="04A0" w:firstRow="1" w:lastRow="0" w:firstColumn="1" w:lastColumn="0" w:noHBand="0" w:noVBand="1"/>
+            </w:tblPr>
+            <w:tblGrid>
+              <w:gridCol w:w="110"/>
+            </w:tblGrid>
+            <w:tr>
+              <w:trPr>
+                <w:tblCellSpacing w:w="15" w:type="dxa"/>
+              </w:trPr>
+              <w:tc>
+                <w:tcPr>
+                  <w:tcW w:w="36" w:type="dxa"/>
+                  <w:vAlign w:val="center"/>
+                  <w:hideMark/>
+                </w:tcPr>
+                <w:p>
+                  <w:pPr>
+                    <w:rPr>
+                      <w:rFonts w:ascii="Century Gothic" w:eastAsia="Times New Roman" w:hAnsi="Century Gothic" w:cs="Arial"/>
+                      <w:color w:val="000000"/>
+                      <w:sz w:val="22"/>
+                      <w:szCs w:val="22"/>
+                      <w:lang w:val="es-MX"/>
+                    </w:rPr>
+                  </w:pPr>
+                </w:p>
+              </w:tc>
+            </w:tr>
+          </w:tbl>
+          <w:p>
+            <w:pPr>
+              <w:rPr>
+                <w:rFonts w:ascii="Century Gothic" w:eastAsia="Times New Roman" w:hAnsi="Century Gothic" w:cs="Arial"/>
+                <w:color w:val="000000"/>
+                <w:sz w:val="22"/>
+                <w:szCs w:val="22"/>
+                <w:lang w:val="es-MX"/>
+              </w:rPr>
+            </w:pPr>
+          </w:p>
+        </w:tc>
+        <w:tc>
+          <w:tcPr>
+            <w:tcW w:w="1536" w:type="dxa"/>
+            <w:gridSpan w:val="2"/>
+            <w:tcBorders>
+              <w:top w:val="nil"/>
+              <w:left w:val="nil"/>
+              <w:bottom w:val="single" w:sz="4" w:space="0" w:color="BFBFBF"/>
+              <w:right w:val="single" w:sz="4" w:space="0" w:color="BFBFBF"/>
+            </w:tcBorders>
+            <w:shd w:val="clear" w:color="000000" w:fill="EAEEF3"/>
+            <w:noWrap/>
+            <w:vAlign w:val="center"/>
+            <w:hideMark/>
+          </w:tcPr>
+          <w:p>
+            <w:pPr>
+              <w:jc w:val="center"/>
+              <w:rPr>
+                <w:rFonts w:ascii="Century Gothic" w:eastAsia="Times New Roman" w:hAnsi="Century Gothic" w:cs="Arial"/>
+                <w:color w:val="000000"/>
+                <w:sz w:val="20"/>
+                <w:szCs w:val="20"/>
+                <w:lang w:val="es-ES"/>
+              </w:rPr>
+            </w:pPr>
+            <w:r>
+              <w:rPr>
+                <w:rFonts w:ascii="Century Gothic" w:eastAsia="Times New Roman" w:hAnsi="Century Gothic" w:cs="Arial"/>
+                <w:color w:val="000000"/>
+                <w:sz w:val="20"/>
+                <w:szCs w:val="20"/>
+                <w:lang w:val="es-ES"/>
+              </w:rPr>
+              <w:t>13/04/2025</w:t>
+            </w:r>
+          </w:p>
+        </w:tc>
+        <w:tc>
+          <w:tcPr>
+            <w:tcW w:w="2800" w:type="dxa"/>
+            <w:gridSpan w:val="3"/>
+            <w:tcBorders>
+              <w:top w:val="nil"/>
+              <w:left w:val="nil"/>
+              <w:bottom w:val="single" w:sz="4" w:space="0" w:color="BFBFBF"/>
+              <w:right w:val="single" w:sz="4" w:space="0" w:color="BFBFBF"/>
+            </w:tcBorders>
+            <w:shd w:val="clear" w:color="auto" w:fill="auto"/>
+            <w:vAlign w:val="center"/>
+            <w:hideMark/>
+          </w:tcPr>
+          <w:p>
+            <w:pPr>
+              <w:rPr>
+                <w:rFonts w:ascii="Century Gothic" w:eastAsia="Times New Roman" w:hAnsi="Century Gothic" w:cs="Arial"/>
+                <w:color w:val="000000"/>
+                <w:sz w:val="20"/>
+                <w:szCs w:val="20"/>
+                <w:lang w:val="es-ES"/>
+              </w:rPr>
+            </w:pPr>
+            <w:r>
+              <w:rPr>
+                <w:rFonts w:ascii="Century Gothic" w:eastAsia="Times New Roman" w:hAnsi="Century Gothic" w:cs="Arial"/>
+                <w:color w:val="000000"/>
+                <w:sz w:val="20"/>
+                <w:szCs w:val="20"/>
+                <w:lang w:val="es-ES"/>
+              </w:rPr>
+              <w:t> </w:t>
+            </w:r>
+          </w:p>
+          <w:tbl>
+            <w:tblPr>
+              <w:tblW w:w="0" w:type="auto"/>
+              <w:tblCellSpacing w:w="15" w:type="dxa"/>
+              <w:tblCellMar>
+                <w:top w:w="15" w:type="dxa"/>
+                <w:left w:w="15" w:type="dxa"/>
+                <w:bottom w:w="15" w:type="dxa"/>
+                <w:right w:w="15" w:type="dxa"/>
+              </w:tblCellMar>
+              <w:tblLook w:val="04A0" w:firstRow="1" w:lastRow="0" w:firstColumn="1" w:lastColumn="0" w:noHBand="0" w:noVBand="1"/>
+            </w:tblPr>
+            <w:tblGrid>
+              <w:gridCol w:w="110"/>
+            </w:tblGrid>
+            <w:tr>
+              <w:trPr>
+                <w:tblCellSpacing w:w="15" w:type="dxa"/>
+              </w:trPr>
+              <w:tc>
+                <w:tcPr>
+                  <w:tcW w:w="36" w:type="dxa"/>
+                  <w:vAlign w:val="center"/>
+                  <w:hideMark/>
+                </w:tcPr>
+                <w:p>
+                  <w:pPr>
+                    <w:rPr>
+                      <w:rFonts w:ascii="Century Gothic" w:eastAsia="Times New Roman" w:hAnsi="Century Gothic" w:cs="Arial"/>
+                      <w:color w:val="000000"/>
+                      <w:sz w:val="20"/>
+                      <w:szCs w:val="20"/>
+                      <w:lang w:val="es-MX"/>
+                    </w:rPr>
+                  </w:pPr>
+                </w:p>
+              </w:tc>
+            </w:tr>
+          </w:tbl>
+          <w:p>
+            <w:pPr>
+              <w:rPr>
+                <w:rFonts w:ascii="Century Gothic" w:eastAsia="Times New Roman" w:hAnsi="Century Gothic" w:cs="Arial"/>
+                <w:vanish/>
+                <w:color w:val="000000"/>
+                <w:sz w:val="20"/>
+                <w:szCs w:val="20"/>
+                <w:lang w:val="es-MX"/>
+              </w:rPr>
+            </w:pPr>
+          </w:p>
+          <w:tbl>
+            <w:tblPr>
+              <w:tblW w:w="0" w:type="auto"/>
+              <w:tblCellSpacing w:w="15" w:type="dxa"/>
+              <w:tblCellMar>
+                <w:top w:w="15" w:type="dxa"/>
+                <w:left w:w="15" w:type="dxa"/>
+                <w:bottom w:w="15" w:type="dxa"/>
+                <w:right w:w="15" w:type="dxa"/>
+              </w:tblCellMar>
+              <w:tblLook w:val="04A0" w:firstRow="1" w:lastRow="0" w:firstColumn="1" w:lastColumn="0" w:noHBand="0" w:noVBand="1"/>
+            </w:tblPr>
+            <w:tblGrid>
+              <w:gridCol w:w="7135"/>
+            </w:tblGrid>
+            <w:tr>
+              <w:trPr>
+                <w:tblCellSpacing w:w="15" w:type="dxa"/>
+              </w:trPr>
+              <w:tc>
+                <w:tcPr>
+                  <w:tcW w:w="7075" w:type="dxa"/>
+                  <w:vAlign w:val="center"/>
+                  <w:hideMark/>
+                </w:tcPr>
+                <w:p>
+                  <w:pPr>
+                    <w:rPr>
+                      <w:rFonts w:ascii="Century Gothic" w:eastAsia="Times New Roman" w:hAnsi="Century Gothic" w:cs="Arial"/>
+                      <w:color w:val="000000"/>
+                      <w:sz w:val="20"/>
+                      <w:szCs w:val="20"/>
+                      <w:lang w:val="es-MX"/>
+                    </w:rPr>
+                  </w:pPr>
+                  <w:r>
+                    <w:rPr>
+                      <w:lang w:val="es-MX"/>
+                    </w:rPr>
+                    <w:lastRenderedPageBreak/>
+                    <w:t xml:space="preserve"> </w:t>
+                  </w:r>
+                  <w:r>
+                    <w:rPr>
+                      <w:rFonts w:ascii="Century Gothic" w:eastAsia="Times New Roman" w:hAnsi="Century Gothic" w:cs="Arial"/>
+                      <w:color w:val="000000"/>
+                      <w:sz w:val="20"/>
+                      <w:szCs w:val="20"/>
+                      <w:lang w:val="es-MX"/>
+                    </w:rPr>
+                    <w:t>El archivo generado solo contiene los productos filtrados por los criterios seleccionados</w:t>
+                  </w:r>
+                </w:p>
+              </w:tc>
+            </w:tr>
+          </w:tbl>
+          <w:p>
+            <w:pPr>
+              <w:rPr>
+                <w:rFonts w:ascii="Century Gothic" w:eastAsia="Times New Roman" w:hAnsi="Century Gothic" w:cs="Arial"/>
+                <w:color w:val="000000"/>
+                <w:sz w:val="20"/>
+                <w:szCs w:val="20"/>
+                <w:lang w:val="es-MX"/>
+              </w:rPr>
+            </w:pPr>
+          </w:p>
+        </w:tc>
+        <w:tc>
+          <w:tcPr>
+            <w:tcW w:w="2800" w:type="dxa"/>
+            <w:gridSpan w:val="2"/>
+            <w:tcBorders>
+              <w:top w:val="nil"/>
+              <w:left w:val="nil"/>
+              <w:bottom w:val="single" w:sz="4" w:space="0" w:color="BFBFBF"/>
+              <w:right w:val="single" w:sz="4" w:space="0" w:color="BFBFBF"/>
+            </w:tcBorders>
+            <w:shd w:val="clear" w:color="000000" w:fill="F2F2F2"/>
+            <w:vAlign w:val="center"/>
+            <w:hideMark/>
+          </w:tcPr>
+          <w:p>
+            <w:pPr>
+              <w:rPr>
+                <w:rFonts w:ascii="Century Gothic" w:eastAsia="Times New Roman" w:hAnsi="Century Gothic" w:cs="Arial"/>
+                <w:color w:val="000000"/>
+                <w:sz w:val="20"/>
+                <w:szCs w:val="20"/>
+                <w:lang w:val="es-ES"/>
+              </w:rPr>
+            </w:pPr>
+            <w:r>
+              <w:rPr>
+                <w:rFonts w:ascii="Century Gothic" w:eastAsia="Times New Roman" w:hAnsi="Century Gothic" w:cs="Arial"/>
+                <w:color w:val="000000"/>
+                <w:sz w:val="20"/>
+                <w:szCs w:val="20"/>
+                <w:lang w:val="es-ES"/>
+              </w:rPr>
+              <w:lastRenderedPageBreak/>
+              <w:t> </w:t>
+            </w:r>
+            <w:r>
+              <w:rPr>
+                <w:rFonts w:ascii="Century Gothic" w:eastAsia="Times New Roman" w:hAnsi="Century Gothic" w:cs="Arial"/>
+                <w:color w:val="000000"/>
+                <w:sz w:val="20"/>
+                <w:szCs w:val="20"/>
+                <w:lang w:val="es-ES"/>
+              </w:rPr>
+              <w:t>PASS</w:t>
+            </w:r>
+          </w:p>
+        </w:tc>
+        <w:tc>
+          <w:tcPr>
+            <w:tcW w:w="1264" w:type="dxa"/>
+            <w:gridSpan w:val="2"/>
+            <w:tcBorders>
+              <w:top w:val="nil"/>
+              <w:left w:val="nil"/>
+              <w:bottom w:val="single" w:sz="4" w:space="0" w:color="BFBFBF"/>
+              <w:right w:val="single" w:sz="4" w:space="0" w:color="BFBFBF"/>
+            </w:tcBorders>
+            <w:shd w:val="clear" w:color="000000" w:fill="EAEEF3"/>
+            <w:vAlign w:val="center"/>
+            <w:hideMark/>
+          </w:tcPr>
+          <w:p>
+            <w:pPr>
+              <w:rPr>
+                <w:rFonts w:ascii="Century Gothic" w:eastAsia="Times New Roman" w:hAnsi="Century Gothic" w:cs="Arial"/>
+                <w:color w:val="000000"/>
+                <w:sz w:val="20"/>
+                <w:szCs w:val="20"/>
+                <w:lang w:val="es-ES"/>
+              </w:rPr>
+            </w:pPr>
+            <w:r>
+              <w:rPr>
+                <w:rFonts w:ascii="Century Gothic" w:eastAsia="Times New Roman" w:hAnsi="Century Gothic" w:cs="Arial"/>
+                <w:color w:val="000000"/>
+                <w:sz w:val="20"/>
+                <w:szCs w:val="20"/>
+                <w:lang w:val="es-ES"/>
+              </w:rPr>
+              <w:t> </w:t>
+            </w:r>
+            <w:r>
+              <w:rPr>
+                <w:rFonts w:ascii="Century Gothic" w:eastAsia="Times New Roman" w:hAnsi="Century Gothic" w:cs="Arial"/>
+                <w:color w:val="000000"/>
+                <w:sz w:val="20"/>
+                <w:szCs w:val="20"/>
+                <w:lang w:val="es-ES"/>
+              </w:rPr>
+              <w:t>PASS</w:t>
+            </w:r>
+          </w:p>
+        </w:tc>
+        <w:tc>
+          <w:tcPr>
+            <w:tcW w:w="2794" w:type="dxa"/>
+            <w:gridSpan w:val="2"/>
+            <w:tcBorders>
+              <w:top w:val="nil"/>
+              <w:left w:val="nil"/>
+              <w:bottom w:val="single" w:sz="4" w:space="0" w:color="BFBFBF"/>
+              <w:right w:val="single" w:sz="4" w:space="0" w:color="BFBFBF"/>
+            </w:tcBorders>
+            <w:shd w:val="clear" w:color="auto" w:fill="auto"/>
+            <w:vAlign w:val="center"/>
+            <w:hideMark/>
+          </w:tcPr>
+          <w:p>
+            <w:pPr>
+              <w:rPr>
+                <w:rFonts w:ascii="Century Gothic" w:eastAsia="Times New Roman" w:hAnsi="Century Gothic" w:cs="Arial"/>
+                <w:color w:val="000000"/>
+                <w:sz w:val="20"/>
+                <w:szCs w:val="20"/>
+                <w:lang w:val="es-ES"/>
+              </w:rPr>
+            </w:pPr>
+            <w:r>
+              <w:rPr>
+                <w:rFonts w:ascii="Century Gothic" w:eastAsia="Times New Roman" w:hAnsi="Century Gothic" w:cs="Arial"/>
+                <w:color w:val="000000"/>
+                <w:sz w:val="20"/>
+                <w:szCs w:val="20"/>
+                <w:lang w:val="es-ES"/>
+              </w:rPr>
+              <w:t> </w:t>
+            </w:r>
+          </w:p>
+        </w:tc>
+      </w:tr>
+      <w:tr>
+        <w:trPr>
+          <w:trHeight w:val="855"/>
+        </w:trPr>
+        <w:tc>
+          <w:tcPr>
+            <w:tcW w:w="813" w:type="dxa"/>
+            <w:tcBorders>
+              <w:top w:val="nil"/>
+              <w:left w:val="single" w:sz="4" w:space="0" w:color="BFBFBF"/>
+              <w:bottom w:val="single" w:sz="4" w:space="0" w:color="BFBFBF"/>
+              <w:right w:val="single" w:sz="4" w:space="0" w:color="BFBFBF"/>
+            </w:tcBorders>
+            <w:shd w:val="clear" w:color="000000" w:fill="D9D9D9"/>
+            <w:vAlign w:val="center"/>
+            <w:hideMark/>
+          </w:tcPr>
+          <w:p>
+            <w:pPr>
+              <w:rPr>
+                <w:rFonts w:ascii="Century Gothic" w:eastAsia="Times New Roman" w:hAnsi="Century Gothic" w:cs="Arial"/>
+                <w:color w:val="000000"/>
+                <w:sz w:val="22"/>
+                <w:szCs w:val="22"/>
+                <w:lang w:val="es-ES"/>
+              </w:rPr>
+            </w:pPr>
+            <w:r>
+              <w:rPr>
+                <w:rFonts w:ascii="Century Gothic" w:eastAsia="Times New Roman" w:hAnsi="Century Gothic" w:cs="Arial"/>
+                <w:color w:val="000000"/>
+                <w:sz w:val="22"/>
+                <w:szCs w:val="22"/>
+                <w:lang w:val="es-ES"/>
+              </w:rPr>
+              <w:t> </w:t>
+            </w:r>
+            <w:r>
+              <w:rPr>
+                <w:rFonts w:ascii="Century Gothic" w:eastAsia="Times New Roman" w:hAnsi="Century Gothic" w:cs="Arial"/>
+                <w:color w:val="000000"/>
+                <w:sz w:val="22"/>
+                <w:szCs w:val="22"/>
+                <w:lang w:val="es-ES"/>
+              </w:rPr>
+              <w:t>5</w:t>
+            </w:r>
+          </w:p>
+        </w:tc>
+        <w:tc>
+          <w:tcPr>
+            <w:tcW w:w="2890" w:type="dxa"/>
+            <w:tcBorders>
+              <w:top w:val="nil"/>
+              <w:left w:val="nil"/>
+              <w:bottom w:val="single" w:sz="4" w:space="0" w:color="BFBFBF"/>
+              <w:right w:val="single" w:sz="4" w:space="0" w:color="BFBFBF"/>
+            </w:tcBorders>
+            <w:shd w:val="clear" w:color="000000" w:fill="E6E6E6"/>
+            <w:vAlign w:val="center"/>
+            <w:hideMark/>
+          </w:tcPr>
+          <w:p>
+            <w:pPr>
+              <w:rPr>
+                <w:rFonts w:ascii="Century Gothic" w:eastAsia="Times New Roman" w:hAnsi="Century Gothic" w:cs="Arial"/>
+                <w:color w:val="000000"/>
+                <w:sz w:val="22"/>
+                <w:szCs w:val="22"/>
+                <w:lang w:val="es-MX"/>
+              </w:rPr>
+            </w:pPr>
+            <w:r>
+              <w:rPr>
+                <w:rFonts w:ascii="Century Gothic" w:eastAsia="Times New Roman" w:hAnsi="Century Gothic" w:cs="Arial"/>
+                <w:color w:val="000000"/>
+                <w:sz w:val="22"/>
+                <w:szCs w:val="22"/>
+                <w:lang w:val="es-ES"/>
+              </w:rPr>
+              <w:t> </w:t>
+            </w:r>
+            <w:r>
+              <w:rPr>
+                <w:rFonts w:ascii="Century Gothic" w:eastAsia="Times New Roman" w:hAnsi="Century Gothic" w:cs="Arial"/>
+                <w:color w:val="000000"/>
+                <w:sz w:val="22"/>
+                <w:szCs w:val="22"/>
+                <w:lang w:val="es-MX"/>
+              </w:rPr>
+              <w:t>Verificar que el diseño del PDF sea legible y ordenado</w:t>
+            </w:r>
+          </w:p>
+        </w:tc>
+        <w:tc>
+          <w:tcPr>
+            <w:tcW w:w="1536" w:type="dxa"/>
+            <w:gridSpan w:val="2"/>
+            <w:tcBorders>
+              <w:top w:val="nil"/>
+              <w:left w:val="nil"/>
+              <w:bottom w:val="single" w:sz="4" w:space="0" w:color="BFBFBF"/>
+              <w:right w:val="single" w:sz="4" w:space="0" w:color="BFBFBF"/>
+            </w:tcBorders>
+            <w:shd w:val="clear" w:color="000000" w:fill="EAEEF3"/>
+            <w:noWrap/>
+            <w:vAlign w:val="center"/>
+            <w:hideMark/>
+          </w:tcPr>
+          <w:p>
+            <w:pPr>
+              <w:jc w:val="center"/>
+              <w:rPr>
+                <w:rFonts w:ascii="Century Gothic" w:eastAsia="Times New Roman" w:hAnsi="Century Gothic" w:cs="Arial"/>
+                <w:color w:val="000000"/>
+                <w:sz w:val="20"/>
+                <w:szCs w:val="20"/>
+                <w:lang w:val="es-ES"/>
+              </w:rPr>
+            </w:pPr>
+            <w:r>
+              <w:rPr>
+                <w:rFonts w:ascii="Century Gothic" w:eastAsia="Times New Roman" w:hAnsi="Century Gothic" w:cs="Arial"/>
+                <w:color w:val="000000"/>
+                <w:sz w:val="20"/>
+                <w:szCs w:val="20"/>
+                <w:lang w:val="es-ES"/>
+              </w:rPr>
+              <w:t>13/04/2025</w:t>
+            </w:r>
+          </w:p>
+        </w:tc>
+        <w:tc>
+          <w:tcPr>
+            <w:tcW w:w="2800" w:type="dxa"/>
+            <w:gridSpan w:val="3"/>
+            <w:tcBorders>
+              <w:top w:val="nil"/>
+              <w:left w:val="nil"/>
+              <w:bottom w:val="single" w:sz="4" w:space="0" w:color="BFBFBF"/>
+              <w:right w:val="single" w:sz="4" w:space="0" w:color="BFBFBF"/>
+            </w:tcBorders>
+            <w:shd w:val="clear" w:color="auto" w:fill="auto"/>
+            <w:vAlign w:val="center"/>
+            <w:hideMark/>
+          </w:tcPr>
+          <w:p>
+            <w:pPr>
+              <w:rPr>
+                <w:rFonts w:ascii="Century Gothic" w:eastAsia="Times New Roman" w:hAnsi="Century Gothic" w:cs="Arial"/>
+                <w:color w:val="000000"/>
+                <w:sz w:val="20"/>
+                <w:szCs w:val="20"/>
+                <w:lang w:val="es-MX"/>
+              </w:rPr>
+            </w:pPr>
+            <w:r>
+              <w:rPr>
+                <w:rFonts w:ascii="Century Gothic" w:eastAsia="Times New Roman" w:hAnsi="Century Gothic" w:cs="Arial"/>
+                <w:color w:val="000000"/>
+                <w:sz w:val="20"/>
+                <w:szCs w:val="20"/>
+                <w:lang w:val="es-ES"/>
+              </w:rPr>
+              <w:t> </w:t>
+            </w:r>
+            <w:r>
+              <w:rPr>
+                <w:rFonts w:ascii="Century Gothic" w:eastAsia="Times New Roman" w:hAnsi="Century Gothic" w:cs="Arial"/>
+                <w:color w:val="000000"/>
+                <w:sz w:val="20"/>
+                <w:szCs w:val="20"/>
+                <w:lang w:val="es-MX"/>
+              </w:rPr>
+              <w:t>El PDF presenta los datos organizados, con columnas bien definidas</w:t>
+            </w:r>
+          </w:p>
+        </w:tc>
+        <w:tc>
+          <w:tcPr>
+            <w:tcW w:w="2800" w:type="dxa"/>
+            <w:gridSpan w:val="2"/>
+            <w:tcBorders>
+              <w:top w:val="nil"/>
+              <w:left w:val="nil"/>
+              <w:bottom w:val="single" w:sz="4" w:space="0" w:color="BFBFBF"/>
+              <w:right w:val="single" w:sz="4" w:space="0" w:color="BFBFBF"/>
+            </w:tcBorders>
+            <w:shd w:val="clear" w:color="000000" w:fill="F2F2F2"/>
+            <w:vAlign w:val="center"/>
+            <w:hideMark/>
+          </w:tcPr>
+          <w:p>
+            <w:pPr>
+              <w:rPr>
+                <w:rFonts w:ascii="Century Gothic" w:eastAsia="Times New Roman" w:hAnsi="Century Gothic" w:cs="Arial"/>
+                <w:color w:val="000000"/>
+                <w:sz w:val="20"/>
+                <w:szCs w:val="20"/>
+                <w:lang w:val="es-ES"/>
+              </w:rPr>
+            </w:pPr>
+            <w:r>
+              <w:rPr>
+                <w:rFonts w:ascii="Century Gothic" w:eastAsia="Times New Roman" w:hAnsi="Century Gothic" w:cs="Arial"/>
+                <w:color w:val="000000"/>
+                <w:sz w:val="20"/>
+                <w:szCs w:val="20"/>
+                <w:lang w:val="es-ES"/>
+              </w:rPr>
+              <w:t> </w:t>
+            </w:r>
+            <w:r>
+              <w:rPr>
+                <w:rFonts w:ascii="Century Gothic" w:eastAsia="Times New Roman" w:hAnsi="Century Gothic" w:cs="Arial"/>
+                <w:color w:val="000000"/>
+                <w:sz w:val="20"/>
+                <w:szCs w:val="20"/>
+                <w:lang w:val="es-ES"/>
+              </w:rPr>
+              <w:t>PASS</w:t>
+            </w:r>
+          </w:p>
+        </w:tc>
+        <w:tc>
+          <w:tcPr>
+            <w:tcW w:w="1264" w:type="dxa"/>
+            <w:gridSpan w:val="2"/>
+            <w:tcBorders>
+              <w:top w:val="nil"/>
+              <w:left w:val="nil"/>
+              <w:bottom w:val="single" w:sz="4" w:space="0" w:color="BFBFBF"/>
+              <w:right w:val="single" w:sz="4" w:space="0" w:color="BFBFBF"/>
+            </w:tcBorders>
+            <w:shd w:val="clear" w:color="000000" w:fill="EAEEF3"/>
+            <w:vAlign w:val="center"/>
+            <w:hideMark/>
+          </w:tcPr>
+          <w:p>
+            <w:pPr>
+              <w:rPr>
+                <w:rFonts w:ascii="Century Gothic" w:eastAsia="Times New Roman" w:hAnsi="Century Gothic" w:cs="Arial"/>
+                <w:color w:val="000000"/>
+                <w:sz w:val="20"/>
+                <w:szCs w:val="20"/>
+                <w:lang w:val="es-ES"/>
+              </w:rPr>
+            </w:pPr>
+            <w:r>
+              <w:rPr>
+                <w:rFonts w:ascii="Century Gothic" w:eastAsia="Times New Roman" w:hAnsi="Century Gothic" w:cs="Arial"/>
+                <w:color w:val="000000"/>
+                <w:sz w:val="20"/>
+                <w:szCs w:val="20"/>
+                <w:lang w:val="es-ES"/>
+              </w:rPr>
+              <w:t> </w:t>
+            </w:r>
+            <w:r>
+              <w:rPr>
+                <w:rFonts w:ascii="Century Gothic" w:eastAsia="Times New Roman" w:hAnsi="Century Gothic" w:cs="Arial"/>
+                <w:color w:val="000000"/>
+                <w:sz w:val="20"/>
+                <w:szCs w:val="20"/>
+                <w:lang w:val="es-ES"/>
+              </w:rPr>
+              <w:t>PASS</w:t>
+            </w:r>
+          </w:p>
+        </w:tc>
+        <w:tc>
+          <w:tcPr>
+            <w:tcW w:w="2794" w:type="dxa"/>
+            <w:gridSpan w:val="2"/>
+            <w:tcBorders>
+              <w:top w:val="nil"/>
+              <w:left w:val="nil"/>
+              <w:bottom w:val="single" w:sz="4" w:space="0" w:color="BFBFBF"/>
+              <w:right w:val="single" w:sz="4" w:space="0" w:color="BFBFBF"/>
+            </w:tcBorders>
+            <w:shd w:val="clear" w:color="auto" w:fill="auto"/>
+            <w:vAlign w:val="center"/>
+            <w:hideMark/>
+          </w:tcPr>
+          <w:p>
+            <w:pPr>
+              <w:rPr>
+                <w:rFonts w:ascii="Century Gothic" w:eastAsia="Times New Roman" w:hAnsi="Century Gothic" w:cs="Arial"/>
+                <w:color w:val="000000"/>
+                <w:sz w:val="20"/>
+                <w:szCs w:val="20"/>
+                <w:lang w:val="es-ES"/>
+              </w:rPr>
+            </w:pPr>
+            <w:r>
+              <w:rPr>
+                <w:rFonts w:ascii="Century Gothic" w:eastAsia="Times New Roman" w:hAnsi="Century Gothic" w:cs="Arial"/>
+                <w:color w:val="000000"/>
+                <w:sz w:val="20"/>
+                <w:szCs w:val="20"/>
+                <w:lang w:val="es-ES"/>
+              </w:rPr>
+              <w:t> </w:t>
+            </w:r>
+          </w:p>
+        </w:tc>
+      </w:tr>
+      <w:tr>
+        <w:trPr>
+          <w:trHeight w:val="855"/>
+        </w:trPr>
+        <w:tc>
+          <w:tcPr>
+            <w:tcW w:w="813" w:type="dxa"/>
+            <w:tcBorders>
+              <w:top w:val="nil"/>
+              <w:left w:val="single" w:sz="4" w:space="0" w:color="BFBFBF"/>
+              <w:bottom w:val="single" w:sz="4" w:space="0" w:color="BFBFBF"/>
+              <w:right w:val="single" w:sz="4" w:space="0" w:color="BFBFBF"/>
+            </w:tcBorders>
+            <w:shd w:val="clear" w:color="000000" w:fill="D9D9D9"/>
+            <w:vAlign w:val="center"/>
+            <w:hideMark/>
+          </w:tcPr>
+          <w:p>
+            <w:pPr>
+              <w:rPr>
+                <w:rFonts w:ascii="Century Gothic" w:eastAsia="Times New Roman" w:hAnsi="Century Gothic" w:cs="Arial"/>
+                <w:color w:val="000000"/>
+                <w:sz w:val="22"/>
+                <w:szCs w:val="22"/>
+                <w:lang w:val="es-ES"/>
+              </w:rPr>
+            </w:pPr>
+            <w:r>
+              <w:rPr>
+                <w:rFonts w:ascii="Century Gothic" w:eastAsia="Times New Roman" w:hAnsi="Century Gothic" w:cs="Arial"/>
+                <w:color w:val="000000"/>
+                <w:sz w:val="22"/>
+                <w:szCs w:val="22"/>
+                <w:lang w:val="es-ES"/>
+              </w:rPr>
+              <w:t> </w:t>
+            </w:r>
+            <w:r>
+              <w:rPr>
+                <w:rFonts w:ascii="Century Gothic" w:eastAsia="Times New Roman" w:hAnsi="Century Gothic" w:cs="Arial"/>
+                <w:color w:val="000000"/>
+                <w:sz w:val="22"/>
+                <w:szCs w:val="22"/>
+                <w:lang w:val="es-ES"/>
+              </w:rPr>
+              <w:t>6</w:t>
+            </w:r>
+          </w:p>
+        </w:tc>
+        <w:tc>
+          <w:tcPr>
+            <w:tcW w:w="2890" w:type="dxa"/>
+            <w:tcBorders>
+              <w:top w:val="nil"/>
+              <w:left w:val="nil"/>
+              <w:bottom w:val="single" w:sz="4" w:space="0" w:color="BFBFBF"/>
+              <w:right w:val="single" w:sz="4" w:space="0" w:color="BFBFBF"/>
+            </w:tcBorders>
+            <w:shd w:val="clear" w:color="000000" w:fill="E6E6E6"/>
+            <w:vAlign w:val="center"/>
+            <w:hideMark/>
+          </w:tcPr>
+          <w:p>
+            <w:pPr>
+              <w:rPr>
+                <w:rFonts w:ascii="Century Gothic" w:eastAsia="Times New Roman" w:hAnsi="Century Gothic" w:cs="Arial"/>
+                <w:color w:val="000000"/>
+                <w:sz w:val="22"/>
+                <w:szCs w:val="22"/>
+                <w:lang w:val="es-MX"/>
+              </w:rPr>
+            </w:pPr>
+            <w:r>
+              <w:rPr>
+                <w:rFonts w:ascii="Century Gothic" w:eastAsia="Times New Roman" w:hAnsi="Century Gothic" w:cs="Arial"/>
+                <w:color w:val="000000"/>
+                <w:sz w:val="22"/>
+                <w:szCs w:val="22"/>
+                <w:lang w:val="es-ES"/>
+              </w:rPr>
+              <w:t> </w:t>
+            </w:r>
+            <w:r>
+              <w:rPr>
+                <w:rFonts w:ascii="Century Gothic" w:eastAsia="Times New Roman" w:hAnsi="Century Gothic" w:cs="Arial"/>
+                <w:color w:val="000000"/>
+                <w:sz w:val="22"/>
+                <w:szCs w:val="22"/>
+                <w:lang w:val="es-MX"/>
+              </w:rPr>
+              <w:t>Verificar que el archivo de Excel sea legible y ordenado</w:t>
+            </w:r>
+          </w:p>
+        </w:tc>
+        <w:tc>
+          <w:tcPr>
+            <w:tcW w:w="1536" w:type="dxa"/>
+            <w:gridSpan w:val="2"/>
+            <w:tcBorders>
+              <w:top w:val="nil"/>
+              <w:left w:val="nil"/>
+              <w:bottom w:val="single" w:sz="4" w:space="0" w:color="BFBFBF"/>
+              <w:right w:val="single" w:sz="4" w:space="0" w:color="BFBFBF"/>
+            </w:tcBorders>
+            <w:shd w:val="clear" w:color="000000" w:fill="EAEEF3"/>
+            <w:noWrap/>
+            <w:vAlign w:val="center"/>
+            <w:hideMark/>
+          </w:tcPr>
+          <w:p>
+            <w:pPr>
+              <w:jc w:val="center"/>
+              <w:rPr>
+                <w:rFonts w:ascii="Century Gothic" w:eastAsia="Times New Roman" w:hAnsi="Century Gothic" w:cs="Arial"/>
+                <w:color w:val="000000"/>
+                <w:sz w:val="20"/>
+                <w:szCs w:val="20"/>
+                <w:lang w:val="es-ES"/>
+              </w:rPr>
+            </w:pPr>
+            <w:r>
+              <w:rPr>
+                <w:rFonts w:ascii="Century Gothic" w:eastAsia="Times New Roman" w:hAnsi="Century Gothic" w:cs="Arial"/>
+                <w:color w:val="000000"/>
+                <w:sz w:val="20"/>
+                <w:szCs w:val="20"/>
+                <w:lang w:val="es-ES"/>
+              </w:rPr>
+              <w:t>13/04/2025</w:t>
+            </w:r>
+          </w:p>
+        </w:tc>
+        <w:tc>
+          <w:tcPr>
+            <w:tcW w:w="2800" w:type="dxa"/>
+            <w:gridSpan w:val="3"/>
+            <w:tcBorders>
+              <w:top w:val="nil"/>
+              <w:left w:val="nil"/>
+              <w:bottom w:val="single" w:sz="4" w:space="0" w:color="BFBFBF"/>
+              <w:right w:val="single" w:sz="4" w:space="0" w:color="BFBFBF"/>
+            </w:tcBorders>
+            <w:shd w:val="clear" w:color="auto" w:fill="auto"/>
+            <w:vAlign w:val="center"/>
+            <w:hideMark/>
+          </w:tcPr>
+          <w:p>
+            <w:pPr>
+              <w:rPr>
+                <w:rFonts w:ascii="Century Gothic" w:eastAsia="Times New Roman" w:hAnsi="Century Gothic" w:cs="Arial"/>
+                <w:color w:val="000000"/>
+                <w:sz w:val="20"/>
+                <w:szCs w:val="20"/>
+                <w:lang w:val="es-MX"/>
+              </w:rPr>
+            </w:pPr>
+            <w:r>
+              <w:rPr>
+                <w:rFonts w:ascii="Century Gothic" w:eastAsia="Times New Roman" w:hAnsi="Century Gothic" w:cs="Arial"/>
+                <w:color w:val="000000"/>
+                <w:sz w:val="20"/>
+                <w:szCs w:val="20"/>
+                <w:lang w:val="es-ES"/>
+              </w:rPr>
+              <w:t> </w:t>
+            </w:r>
+            <w:r>
+              <w:rPr>
+                <w:rFonts w:ascii="Century Gothic" w:eastAsia="Times New Roman" w:hAnsi="Century Gothic" w:cs="Arial"/>
+                <w:color w:val="000000"/>
+                <w:sz w:val="20"/>
+                <w:szCs w:val="20"/>
+                <w:lang w:val="es-MX"/>
+              </w:rPr>
+              <w:t>El archivo Excel presenta las columnas correctamente, sin celdas corrompidas ni vacías inesperadas</w:t>
+            </w:r>
+          </w:p>
+        </w:tc>
+        <w:tc>
+          <w:tcPr>
+            <w:tcW w:w="2800" w:type="dxa"/>
+            <w:gridSpan w:val="2"/>
+            <w:tcBorders>
+              <w:top w:val="nil"/>
+              <w:left w:val="nil"/>
+              <w:bottom w:val="single" w:sz="4" w:space="0" w:color="BFBFBF"/>
+              <w:right w:val="single" w:sz="4" w:space="0" w:color="BFBFBF"/>
+            </w:tcBorders>
+            <w:shd w:val="clear" w:color="000000" w:fill="F2F2F2"/>
+            <w:vAlign w:val="center"/>
+            <w:hideMark/>
+          </w:tcPr>
+          <w:p>
+            <w:pPr>
+              <w:rPr>
+                <w:rFonts w:ascii="Century Gothic" w:eastAsia="Times New Roman" w:hAnsi="Century Gothic" w:cs="Arial"/>
+                <w:color w:val="000000"/>
+                <w:sz w:val="20"/>
+                <w:szCs w:val="20"/>
+                <w:lang w:val="es-ES"/>
+              </w:rPr>
+            </w:pPr>
+            <w:r>
+              <w:rPr>
+                <w:rFonts w:ascii="Century Gothic" w:eastAsia="Times New Roman" w:hAnsi="Century Gothic" w:cs="Arial"/>
+                <w:color w:val="000000"/>
+                <w:sz w:val="20"/>
+                <w:szCs w:val="20"/>
+                <w:lang w:val="es-ES"/>
+              </w:rPr>
+              <w:t> </w:t>
+            </w:r>
+            <w:r>
+              <w:rPr>
+                <w:rFonts w:ascii="Century Gothic" w:eastAsia="Times New Roman" w:hAnsi="Century Gothic" w:cs="Arial"/>
+                <w:color w:val="000000"/>
+                <w:sz w:val="20"/>
+                <w:szCs w:val="20"/>
+                <w:lang w:val="es-ES"/>
+              </w:rPr>
+              <w:t>PASS</w:t>
+            </w:r>
+          </w:p>
+        </w:tc>
+        <w:tc>
+          <w:tcPr>
+            <w:tcW w:w="1264" w:type="dxa"/>
+            <w:gridSpan w:val="2"/>
+            <w:tcBorders>
+              <w:top w:val="nil"/>
+              <w:left w:val="nil"/>
+              <w:bottom w:val="single" w:sz="4" w:space="0" w:color="BFBFBF"/>
+              <w:right w:val="single" w:sz="4" w:space="0" w:color="BFBFBF"/>
+            </w:tcBorders>
+            <w:shd w:val="clear" w:color="000000" w:fill="EAEEF3"/>
+            <w:vAlign w:val="center"/>
+            <w:hideMark/>
+          </w:tcPr>
+          <w:p>
+            <w:pPr>
+              <w:rPr>
+                <w:rFonts w:ascii="Century Gothic" w:eastAsia="Times New Roman" w:hAnsi="Century Gothic" w:cs="Arial"/>
+                <w:color w:val="000000"/>
+                <w:sz w:val="20"/>
+                <w:szCs w:val="20"/>
+                <w:lang w:val="es-ES"/>
+              </w:rPr>
+            </w:pPr>
+            <w:r>
+              <w:rPr>
+                <w:rFonts w:ascii="Century Gothic" w:eastAsia="Times New Roman" w:hAnsi="Century Gothic" w:cs="Arial"/>
+                <w:color w:val="000000"/>
+                <w:sz w:val="20"/>
+                <w:szCs w:val="20"/>
+                <w:lang w:val="es-ES"/>
+              </w:rPr>
+              <w:t> </w:t>
+            </w:r>
+            <w:r>
+              <w:rPr>
+                <w:rFonts w:ascii="Century Gothic" w:eastAsia="Times New Roman" w:hAnsi="Century Gothic" w:cs="Arial"/>
+                <w:color w:val="000000"/>
+                <w:sz w:val="20"/>
+                <w:szCs w:val="20"/>
+                <w:lang w:val="es-ES"/>
+              </w:rPr>
+              <w:t>PASS</w:t>
+            </w:r>
+          </w:p>
+        </w:tc>
+        <w:tc>
+          <w:tcPr>
+            <w:tcW w:w="2794" w:type="dxa"/>
+            <w:gridSpan w:val="2"/>
+            <w:tcBorders>
+              <w:top w:val="nil"/>
+              <w:left w:val="nil"/>
+              <w:bottom w:val="single" w:sz="4" w:space="0" w:color="BFBFBF"/>
+              <w:right w:val="single" w:sz="4" w:space="0" w:color="BFBFBF"/>
+            </w:tcBorders>
+            <w:shd w:val="clear" w:color="auto" w:fill="auto"/>
+            <w:vAlign w:val="center"/>
+            <w:hideMark/>
+          </w:tcPr>
+          <w:p>
+            <w:pPr>
+              <w:rPr>
+                <w:rFonts w:ascii="Century Gothic" w:eastAsia="Times New Roman" w:hAnsi="Century Gothic" w:cs="Arial"/>
+                <w:color w:val="000000"/>
+                <w:sz w:val="20"/>
+                <w:szCs w:val="20"/>
+                <w:lang w:val="es-ES"/>
+              </w:rPr>
+            </w:pPr>
+            <w:r>
+              <w:rPr>
+                <w:rFonts w:ascii="Century Gothic" w:eastAsia="Times New Roman" w:hAnsi="Century Gothic" w:cs="Arial"/>
+                <w:color w:val="000000"/>
+                <w:sz w:val="20"/>
+                <w:szCs w:val="20"/>
+                <w:lang w:val="es-ES"/>
+              </w:rPr>
+              <w:t> </w:t>
+            </w:r>
+          </w:p>
+        </w:tc>
+      </w:tr>
+      <w:tr>
+        <w:trPr>
+          <w:trHeight w:val="855"/>
+        </w:trPr>
+        <w:tc>
+          <w:tcPr>
+            <w:tcW w:w="813" w:type="dxa"/>
+            <w:tcBorders>
+              <w:top w:val="nil"/>
+              <w:left w:val="single" w:sz="4" w:space="0" w:color="BFBFBF"/>
+              <w:bottom w:val="single" w:sz="4" w:space="0" w:color="BFBFBF"/>
+              <w:right w:val="single" w:sz="4" w:space="0" w:color="BFBFBF"/>
+            </w:tcBorders>
+            <w:shd w:val="clear" w:color="000000" w:fill="D9D9D9"/>
+            <w:vAlign w:val="center"/>
+            <w:hideMark/>
+          </w:tcPr>
+          <w:p>
+            <w:pPr>
+              <w:rPr>
+                <w:rFonts w:ascii="Century Gothic" w:eastAsia="Times New Roman" w:hAnsi="Century Gothic" w:cs="Arial"/>
+                <w:color w:val="000000"/>
+                <w:sz w:val="22"/>
+                <w:szCs w:val="22"/>
+                <w:lang w:val="es-ES"/>
+              </w:rPr>
+            </w:pPr>
+            <w:r>
+              <w:rPr>
+                <w:rFonts w:ascii="Century Gothic" w:eastAsia="Times New Roman" w:hAnsi="Century Gothic" w:cs="Arial"/>
+                <w:color w:val="000000"/>
+                <w:sz w:val="22"/>
+                <w:szCs w:val="22"/>
+                <w:lang w:val="es-ES"/>
+              </w:rPr>
+              <w:t> </w:t>
+            </w:r>
+          </w:p>
+        </w:tc>
+        <w:tc>
+          <w:tcPr>
+            <w:tcW w:w="2890" w:type="dxa"/>
+            <w:tcBorders>
+              <w:top w:val="nil"/>
+              <w:left w:val="nil"/>
+              <w:bottom w:val="single" w:sz="4" w:space="0" w:color="BFBFBF"/>
+              <w:right w:val="single" w:sz="4" w:space="0" w:color="BFBFBF"/>
+            </w:tcBorders>
+            <w:shd w:val="clear" w:color="000000" w:fill="E6E6E6"/>
+            <w:vAlign w:val="center"/>
+            <w:hideMark/>
+          </w:tcPr>
+          <w:p>
+            <w:pPr>
+              <w:rPr>
+                <w:rFonts w:ascii="Century Gothic" w:eastAsia="Times New Roman" w:hAnsi="Century Gothic" w:cs="Arial"/>
+                <w:color w:val="000000"/>
+                <w:sz w:val="22"/>
+                <w:szCs w:val="22"/>
+                <w:lang w:val="es-ES"/>
+              </w:rPr>
+            </w:pPr>
+            <w:r>
+              <w:rPr>
+                <w:rFonts w:ascii="Century Gothic" w:eastAsia="Times New Roman" w:hAnsi="Century Gothic" w:cs="Arial"/>
+                <w:color w:val="000000"/>
+                <w:sz w:val="22"/>
+                <w:szCs w:val="22"/>
+                <w:lang w:val="es-ES"/>
+              </w:rPr>
+              <w:t> </w:t>
+            </w:r>
+          </w:p>
+        </w:tc>
+        <w:tc>
+          <w:tcPr>
+            <w:tcW w:w="1536" w:type="dxa"/>
+            <w:gridSpan w:val="2"/>
+            <w:tcBorders>
+              <w:top w:val="nil"/>
+              <w:left w:val="nil"/>
+              <w:bottom w:val="single" w:sz="4" w:space="0" w:color="BFBFBF"/>
+              <w:right w:val="single" w:sz="4" w:space="0" w:color="BFBFBF"/>
+            </w:tcBorders>
+            <w:shd w:val="clear" w:color="000000" w:fill="EAEEF3"/>
+            <w:noWrap/>
+            <w:vAlign w:val="center"/>
+            <w:hideMark/>
+          </w:tcPr>
+          <w:p>
+            <w:pPr>
+              <w:jc w:val="center"/>
+              <w:rPr>
+                <w:rFonts w:ascii="Century Gothic" w:eastAsia="Times New Roman" w:hAnsi="Century Gothic" w:cs="Arial"/>
+                <w:color w:val="000000"/>
+                <w:sz w:val="20"/>
+                <w:szCs w:val="20"/>
+                <w:lang w:val="es-ES"/>
+              </w:rPr>
+            </w:pPr>
+          </w:p>
+        </w:tc>
+        <w:tc>
+          <w:tcPr>
+            <w:tcW w:w="2800" w:type="dxa"/>
+            <w:gridSpan w:val="3"/>
+            <w:tcBorders>
+              <w:top w:val="nil"/>
+              <w:left w:val="nil"/>
+              <w:bottom w:val="single" w:sz="4" w:space="0" w:color="BFBFBF"/>
+              <w:right w:val="single" w:sz="4" w:space="0" w:color="BFBFBF"/>
+            </w:tcBorders>
+            <w:shd w:val="clear" w:color="auto" w:fill="auto"/>
+            <w:vAlign w:val="center"/>
+            <w:hideMark/>
+          </w:tcPr>
+          <w:p>
+            <w:pPr>
+              <w:rPr>
+                <w:rFonts w:ascii="Century Gothic" w:eastAsia="Times New Roman" w:hAnsi="Century Gothic" w:cs="Arial"/>
+                <w:color w:val="000000"/>
+                <w:sz w:val="20"/>
+                <w:szCs w:val="20"/>
+                <w:lang w:val="es-ES"/>
+              </w:rPr>
+            </w:pPr>
+            <w:r>
+              <w:rPr>
+                <w:rFonts w:ascii="Century Gothic" w:eastAsia="Times New Roman" w:hAnsi="Century Gothic" w:cs="Arial"/>
+                <w:color w:val="000000"/>
+                <w:sz w:val="20"/>
+                <w:szCs w:val="20"/>
+                <w:lang w:val="es-ES"/>
+              </w:rPr>
+              <w:t> </w:t>
+            </w:r>
+          </w:p>
+        </w:tc>
+        <w:tc>
+          <w:tcPr>
+            <w:tcW w:w="2800" w:type="dxa"/>
+            <w:gridSpan w:val="2"/>
+            <w:tcBorders>
+              <w:top w:val="nil"/>
+              <w:left w:val="nil"/>
+              <w:bottom w:val="single" w:sz="4" w:space="0" w:color="BFBFBF"/>
+              <w:right w:val="single" w:sz="4" w:space="0" w:color="BFBFBF"/>
+            </w:tcBorders>
+            <w:shd w:val="clear" w:color="000000" w:fill="F2F2F2"/>
+            <w:vAlign w:val="center"/>
+            <w:hideMark/>
+          </w:tcPr>
+          <w:p>
+            <w:pPr>
+              <w:rPr>
+                <w:rFonts w:ascii="Century Gothic" w:eastAsia="Times New Roman" w:hAnsi="Century Gothic" w:cs="Arial"/>
+                <w:color w:val="000000"/>
+                <w:sz w:val="20"/>
+                <w:szCs w:val="20"/>
+                <w:lang w:val="es-ES"/>
+              </w:rPr>
+            </w:pPr>
+            <w:r>
+              <w:rPr>
+                <w:rFonts w:ascii="Century Gothic" w:eastAsia="Times New Roman" w:hAnsi="Century Gothic" w:cs="Arial"/>
+                <w:color w:val="000000"/>
+                <w:sz w:val="20"/>
+                <w:szCs w:val="20"/>
+                <w:lang w:val="es-ES"/>
+              </w:rPr>
+              <w:t> </w:t>
+            </w:r>
+          </w:p>
+        </w:tc>
+        <w:tc>
+          <w:tcPr>
+            <w:tcW w:w="1264" w:type="dxa"/>
+            <w:gridSpan w:val="2"/>
+            <w:tcBorders>
+              <w:top w:val="nil"/>
+              <w:left w:val="nil"/>
+              <w:bottom w:val="single" w:sz="4" w:space="0" w:color="BFBFBF"/>
+              <w:right w:val="single" w:sz="4" w:space="0" w:color="BFBFBF"/>
+            </w:tcBorders>
+            <w:shd w:val="clear" w:color="000000" w:fill="EAEEF3"/>
+            <w:vAlign w:val="center"/>
+            <w:hideMark/>
+          </w:tcPr>
+          <w:p>
+            <w:pPr>
+              <w:rPr>
+                <w:rFonts w:ascii="Century Gothic" w:eastAsia="Times New Roman" w:hAnsi="Century Gothic" w:cs="Arial"/>
+                <w:color w:val="000000"/>
+                <w:sz w:val="20"/>
+                <w:szCs w:val="20"/>
+                <w:lang w:val="es-ES"/>
+              </w:rPr>
+            </w:pPr>
+            <w:r>
+              <w:rPr>
+                <w:rFonts w:ascii="Century Gothic" w:eastAsia="Times New Roman" w:hAnsi="Century Gothic" w:cs="Arial"/>
+                <w:color w:val="000000"/>
+                <w:sz w:val="20"/>
+                <w:szCs w:val="20"/>
+                <w:lang w:val="es-ES"/>
+              </w:rPr>
+              <w:t> </w:t>
+            </w:r>
+          </w:p>
+        </w:tc>
+        <w:tc>
+          <w:tcPr>
+            <w:tcW w:w="2794" w:type="dxa"/>
+            <w:gridSpan w:val="2"/>
+            <w:tcBorders>
+              <w:top w:val="nil"/>
+              <w:left w:val="nil"/>
+              <w:bottom w:val="single" w:sz="4" w:space="0" w:color="BFBFBF"/>
+              <w:right w:val="single" w:sz="4" w:space="0" w:color="BFBFBF"/>
+            </w:tcBorders>
+            <w:shd w:val="clear" w:color="auto" w:fill="auto"/>
+            <w:vAlign w:val="center"/>
+            <w:hideMark/>
+          </w:tcPr>
+          <w:p>
+            <w:pPr>
+              <w:rPr>
+                <w:rFonts w:ascii="Century Gothic" w:eastAsia="Times New Roman" w:hAnsi="Century Gothic" w:cs="Arial"/>
+                <w:color w:val="000000"/>
+                <w:sz w:val="20"/>
+                <w:szCs w:val="20"/>
+                <w:lang w:val="es-ES"/>
+              </w:rPr>
+            </w:pPr>
+            <w:r>
+              <w:rPr>
+                <w:rFonts w:ascii="Century Gothic" w:eastAsia="Times New Roman" w:hAnsi="Century Gothic" w:cs="Arial"/>
+                <w:color w:val="000000"/>
+                <w:sz w:val="20"/>
+                <w:szCs w:val="20"/>
+                <w:lang w:val="es-ES"/>
+              </w:rPr>
+              <w:t> </w:t>
+            </w:r>
+          </w:p>
+        </w:tc>
+      </w:tr>
+      <w:tr>
+        <w:trPr>
+          <w:trHeight w:val="855"/>
+        </w:trPr>
+        <w:tc>
+          <w:tcPr>
+            <w:tcW w:w="813" w:type="dxa"/>
+            <w:tcBorders>
+              <w:top w:val="nil"/>
+              <w:left w:val="single" w:sz="4" w:space="0" w:color="BFBFBF"/>
+              <w:bottom w:val="single" w:sz="4" w:space="0" w:color="BFBFBF"/>
+              <w:right w:val="single" w:sz="4" w:space="0" w:color="BFBFBF"/>
+            </w:tcBorders>
+            <w:shd w:val="clear" w:color="000000" w:fill="D9D9D9"/>
+            <w:vAlign w:val="center"/>
+            <w:hideMark/>
+          </w:tcPr>
+          <w:p>
+            <w:pPr>
+              <w:rPr>
+                <w:rFonts w:ascii="Century Gothic" w:eastAsia="Times New Roman" w:hAnsi="Century Gothic" w:cs="Arial"/>
+                <w:color w:val="000000"/>
+                <w:sz w:val="22"/>
+                <w:szCs w:val="22"/>
+                <w:lang w:val="es-ES"/>
+              </w:rPr>
+            </w:pPr>
+            <w:r>
+              <w:rPr>
+                <w:rFonts w:ascii="Century Gothic" w:eastAsia="Times New Roman" w:hAnsi="Century Gothic" w:cs="Arial"/>
+                <w:color w:val="000000"/>
+                <w:sz w:val="22"/>
+                <w:szCs w:val="22"/>
+                <w:lang w:val="es-ES"/>
+              </w:rPr>
+              <w:t> </w:t>
+            </w:r>
+          </w:p>
+        </w:tc>
+        <w:tc>
+          <w:tcPr>
+            <w:tcW w:w="2890" w:type="dxa"/>
+            <w:tcBorders>
+              <w:top w:val="nil"/>
+              <w:left w:val="nil"/>
+              <w:bottom w:val="single" w:sz="4" w:space="0" w:color="BFBFBF"/>
+              <w:right w:val="single" w:sz="4" w:space="0" w:color="BFBFBF"/>
+            </w:tcBorders>
+            <w:shd w:val="clear" w:color="000000" w:fill="E6E6E6"/>
+            <w:vAlign w:val="center"/>
+            <w:hideMark/>
+          </w:tcPr>
+          <w:p>
+            <w:pPr>
+              <w:rPr>
+                <w:rFonts w:ascii="Century Gothic" w:eastAsia="Times New Roman" w:hAnsi="Century Gothic" w:cs="Arial"/>
+                <w:color w:val="000000"/>
+                <w:sz w:val="22"/>
+                <w:szCs w:val="22"/>
+                <w:lang w:val="es-ES"/>
+              </w:rPr>
+            </w:pPr>
+            <w:r>
+              <w:rPr>
+                <w:rFonts w:ascii="Century Gothic" w:eastAsia="Times New Roman" w:hAnsi="Century Gothic" w:cs="Arial"/>
+                <w:color w:val="000000"/>
+                <w:sz w:val="22"/>
+                <w:szCs w:val="22"/>
+                <w:lang w:val="es-ES"/>
+              </w:rPr>
+              <w:t> </w:t>
+            </w:r>
+          </w:p>
+        </w:tc>
+        <w:tc>
+          <w:tcPr>
+            <w:tcW w:w="1536" w:type="dxa"/>
+            <w:gridSpan w:val="2"/>
+            <w:tcBorders>
+              <w:top w:val="nil"/>
+              <w:left w:val="nil"/>
+              <w:bottom w:val="single" w:sz="4" w:space="0" w:color="BFBFBF"/>
+              <w:right w:val="single" w:sz="4" w:space="0" w:color="BFBFBF"/>
+            </w:tcBorders>
+            <w:shd w:val="clear" w:color="000000" w:fill="EAEEF3"/>
+            <w:noWrap/>
+            <w:vAlign w:val="center"/>
+            <w:hideMark/>
+          </w:tcPr>
+          <w:p>
+            <w:pPr>
+              <w:jc w:val="center"/>
+              <w:rPr>
+                <w:rFonts w:ascii="Century Gothic" w:eastAsia="Times New Roman" w:hAnsi="Century Gothic" w:cs="Arial"/>
+                <w:color w:val="000000"/>
+                <w:sz w:val="20"/>
+                <w:szCs w:val="20"/>
+                <w:lang w:val="es-ES"/>
+              </w:rPr>
+            </w:pPr>
+          </w:p>
+        </w:tc>
+        <w:tc>
+          <w:tcPr>
+            <w:tcW w:w="2800" w:type="dxa"/>
+            <w:gridSpan w:val="3"/>
+            <w:tcBorders>
+              <w:top w:val="nil"/>
+              <w:left w:val="nil"/>
+              <w:bottom w:val="single" w:sz="4" w:space="0" w:color="BFBFBF"/>
+              <w:right w:val="single" w:sz="4" w:space="0" w:color="BFBFBF"/>
+            </w:tcBorders>
+            <w:shd w:val="clear" w:color="auto" w:fill="auto"/>
+            <w:vAlign w:val="center"/>
+            <w:hideMark/>
+          </w:tcPr>
+          <w:p>
+            <w:pPr>
+              <w:rPr>
+                <w:rFonts w:ascii="Century Gothic" w:eastAsia="Times New Roman" w:hAnsi="Century Gothic" w:cs="Arial"/>
+                <w:color w:val="000000"/>
+                <w:sz w:val="20"/>
+                <w:szCs w:val="20"/>
+                <w:lang w:val="es-ES"/>
+              </w:rPr>
+            </w:pPr>
+            <w:r>
+              <w:rPr>
+                <w:rFonts w:ascii="Century Gothic" w:eastAsia="Times New Roman" w:hAnsi="Century Gothic" w:cs="Arial"/>
+                <w:color w:val="000000"/>
+                <w:sz w:val="20"/>
+                <w:szCs w:val="20"/>
+                <w:lang w:val="es-ES"/>
+              </w:rPr>
+              <w:t> </w:t>
+            </w:r>
+          </w:p>
+        </w:tc>
+        <w:tc>
+          <w:tcPr>
+            <w:tcW w:w="2800" w:type="dxa"/>
+            <w:gridSpan w:val="2"/>
+            <w:tcBorders>
+              <w:top w:val="nil"/>
+              <w:left w:val="nil"/>
+              <w:bottom w:val="single" w:sz="4" w:space="0" w:color="BFBFBF"/>
+              <w:right w:val="single" w:sz="4" w:space="0" w:color="BFBFBF"/>
+            </w:tcBorders>
+            <w:shd w:val="clear" w:color="000000" w:fill="F2F2F2"/>
+            <w:vAlign w:val="center"/>
+            <w:hideMark/>
+          </w:tcPr>
+          <w:p>
+            <w:pPr>
+              <w:rPr>
+                <w:rFonts w:ascii="Century Gothic" w:eastAsia="Times New Roman" w:hAnsi="Century Gothic" w:cs="Arial"/>
+                <w:color w:val="000000"/>
+                <w:sz w:val="20"/>
+                <w:szCs w:val="20"/>
+                <w:lang w:val="es-ES"/>
+              </w:rPr>
+            </w:pPr>
+            <w:r>
+              <w:rPr>
+                <w:rFonts w:ascii="Century Gothic" w:eastAsia="Times New Roman" w:hAnsi="Century Gothic" w:cs="Arial"/>
+                <w:color w:val="000000"/>
+                <w:sz w:val="20"/>
+                <w:szCs w:val="20"/>
+                <w:lang w:val="es-ES"/>
+              </w:rPr>
+              <w:t> </w:t>
+            </w:r>
+          </w:p>
+        </w:tc>
+        <w:tc>
+          <w:tcPr>
+            <w:tcW w:w="1264" w:type="dxa"/>
+            <w:gridSpan w:val="2"/>
+            <w:tcBorders>
+              <w:top w:val="nil"/>
+              <w:left w:val="nil"/>
+              <w:bottom w:val="single" w:sz="4" w:space="0" w:color="BFBFBF"/>
+              <w:right w:val="single" w:sz="4" w:space="0" w:color="BFBFBF"/>
+            </w:tcBorders>
+            <w:shd w:val="clear" w:color="000000" w:fill="EAEEF3"/>
+            <w:vAlign w:val="center"/>
+            <w:hideMark/>
+          </w:tcPr>
+          <w:p>
+            <w:pPr>
+              <w:rPr>
+                <w:rFonts w:ascii="Century Gothic" w:eastAsia="Times New Roman" w:hAnsi="Century Gothic" w:cs="Arial"/>
+                <w:color w:val="000000"/>
+                <w:sz w:val="20"/>
+                <w:szCs w:val="20"/>
+                <w:lang w:val="es-ES"/>
+              </w:rPr>
+            </w:pPr>
+            <w:r>
+              <w:rPr>
+                <w:rFonts w:ascii="Century Gothic" w:eastAsia="Times New Roman" w:hAnsi="Century Gothic" w:cs="Arial"/>
+                <w:color w:val="000000"/>
+                <w:sz w:val="20"/>
+                <w:szCs w:val="20"/>
+                <w:lang w:val="es-ES"/>
+              </w:rPr>
+              <w:t> </w:t>
+            </w:r>
+          </w:p>
+        </w:tc>
+        <w:tc>
+          <w:tcPr>
+            <w:tcW w:w="2794" w:type="dxa"/>
+            <w:gridSpan w:val="2"/>
+            <w:tcBorders>
+              <w:top w:val="nil"/>
+              <w:left w:val="nil"/>
+              <w:bottom w:val="single" w:sz="4" w:space="0" w:color="BFBFBF"/>
+              <w:right w:val="single" w:sz="4" w:space="0" w:color="BFBFBF"/>
+            </w:tcBorders>
+            <w:shd w:val="clear" w:color="auto" w:fill="auto"/>
+            <w:vAlign w:val="center"/>
+            <w:hideMark/>
+          </w:tcPr>
+          <w:p>
+            <w:pPr>
+              <w:rPr>
+                <w:rFonts w:ascii="Century Gothic" w:eastAsia="Times New Roman" w:hAnsi="Century Gothic" w:cs="Arial"/>
+                <w:color w:val="000000"/>
+                <w:sz w:val="20"/>
+                <w:szCs w:val="20"/>
+                <w:lang w:val="es-ES"/>
+              </w:rPr>
+            </w:pPr>
+            <w:r>
+              <w:rPr>
+                <w:rFonts w:ascii="Century Gothic" w:eastAsia="Times New Roman" w:hAnsi="Century Gothic" w:cs="Arial"/>
+                <w:color w:val="000000"/>
+                <w:sz w:val="20"/>
+                <w:szCs w:val="20"/>
+                <w:lang w:val="es-ES"/>
+              </w:rPr>
+              <w:t> </w:t>
+            </w:r>
+          </w:p>
+        </w:tc>
+      </w:tr>
+    </w:tbl>
+    <w:p>
+      <w:pPr>
+        <w:rPr>
+          <w:lang w:val="es-ES"/>
+        </w:rPr>
+      </w:pPr>
+    </w:p>
+    <w:p>
+      <w:pPr>
+        <w:rPr>
+          <w:lang w:val="es-ES"/>
+        </w:rPr>
+      </w:pPr>
+    </w:p>
+    <w:p>
+      <w:pPr>
+        <w:rPr>
+          <w:lang w:val="es-ES"/>
+        </w:rPr>
+      </w:pPr>
+      <w:r>
+        <w:rPr>
+          <w:lang w:val="es-ES"/>
+        </w:rPr>
+        <w:tab/>
+      </w:r>
+    </w:p>
     <w:sectPr>
       <w:pgSz w:w="17280" w:h="25920"/>
       <w:pgMar w:top="1440" w:right="1440" w:bottom="1440" w:left="1440" w:header="708" w:footer="708" w:gutter="0"/>
@@ -4138,7 +8275,7 @@
         <w:kern w:val="2"/>
         <w:sz w:val="24"/>
         <w:szCs w:val="24"/>
-        <w:lang w:eastAsia="en-US" w:bidi="ar-SA"/>
+        <w:lang w:val="es-MX" w:eastAsia="en-US" w:bidi="ar-SA"/>
         <w14:ligatures w14:val="standardContextual"/>
       </w:rPr>
     </w:rPrDefault>
@@ -4525,7 +8662,7 @@
   <w:style w:type="paragraph" w:default="1" w:styleId="Normal">
     <w:name w:val="Normal"/>
     <w:qFormat/>
-    <w:rsid w:val="00B737D3"/>
+    <w:rsid w:val="000C744E"/>
     <w:rPr>
       <w:kern w:val="0"/>
       <w:lang w:val="en-US"/>
@@ -4552,7 +8689,6 @@
       <w:kern w:val="2"/>
       <w:sz w:val="40"/>
       <w:szCs w:val="40"/>
-      <w:lang/>
       <w14:ligatures w14:val="standardContextual"/>
     </w:rPr>
   </w:style>
@@ -4578,7 +8714,6 @@
       <w:kern w:val="2"/>
       <w:sz w:val="32"/>
       <w:szCs w:val="32"/>
-      <w:lang/>
       <w14:ligatures w14:val="standardContextual"/>
     </w:rPr>
   </w:style>
@@ -4604,7 +8739,6 @@
       <w:kern w:val="2"/>
       <w:sz w:val="28"/>
       <w:szCs w:val="28"/>
-      <w:lang/>
       <w14:ligatures w14:val="standardContextual"/>
     </w:rPr>
   </w:style>
@@ -4630,7 +8764,6 @@
       <w:iCs/>
       <w:color w:val="0F4761" w:themeColor="accent1" w:themeShade="BF"/>
       <w:kern w:val="2"/>
-      <w:lang/>
       <w14:ligatures w14:val="standardContextual"/>
     </w:rPr>
   </w:style>
@@ -4654,7 +8787,6 @@
       <w:rFonts w:eastAsiaTheme="majorEastAsia" w:cstheme="majorBidi"/>
       <w:color w:val="0F4761" w:themeColor="accent1" w:themeShade="BF"/>
       <w:kern w:val="2"/>
-      <w:lang/>
       <w14:ligatures w14:val="standardContextual"/>
     </w:rPr>
   </w:style>
@@ -4680,7 +8812,6 @@
       <w:iCs/>
       <w:color w:val="595959" w:themeColor="text1" w:themeTint="A6"/>
       <w:kern w:val="2"/>
-      <w:lang/>
       <w14:ligatures w14:val="standardContextual"/>
     </w:rPr>
   </w:style>
@@ -4704,7 +8835,6 @@
       <w:rFonts w:eastAsiaTheme="majorEastAsia" w:cstheme="majorBidi"/>
       <w:color w:val="595959" w:themeColor="text1" w:themeTint="A6"/>
       <w:kern w:val="2"/>
-      <w:lang/>
       <w14:ligatures w14:val="standardContextual"/>
     </w:rPr>
   </w:style>
@@ -4729,7 +8859,6 @@
       <w:iCs/>
       <w:color w:val="272727" w:themeColor="text1" w:themeTint="D8"/>
       <w:kern w:val="2"/>
-      <w:lang/>
       <w14:ligatures w14:val="standardContextual"/>
     </w:rPr>
   </w:style>
@@ -4752,13 +8881,13 @@
       <w:rFonts w:eastAsiaTheme="majorEastAsia" w:cstheme="majorBidi"/>
       <w:color w:val="272727" w:themeColor="text1" w:themeTint="D8"/>
       <w:kern w:val="2"/>
-      <w:lang/>
       <w14:ligatures w14:val="standardContextual"/>
     </w:rPr>
   </w:style>
   <w:style w:type="character" w:default="1" w:styleId="Fuentedeprrafopredeter">
     <w:name w:val="Default Paragraph Font"/>
     <w:uiPriority w:val="1"/>
+    <w:semiHidden/>
     <w:unhideWhenUsed/>
   </w:style>
   <w:style w:type="table" w:default="1" w:styleId="Tablanormal">
@@ -4919,7 +9048,6 @@
       <w:kern w:val="28"/>
       <w:sz w:val="56"/>
       <w:szCs w:val="56"/>
-      <w:lang/>
       <w14:ligatures w14:val="standardContextual"/>
     </w:rPr>
   </w:style>
@@ -4958,7 +9086,6 @@
       <w:kern w:val="2"/>
       <w:sz w:val="28"/>
       <w:szCs w:val="28"/>
-      <w:lang/>
       <w14:ligatures w14:val="standardContextual"/>
     </w:rPr>
   </w:style>
@@ -4993,7 +9120,6 @@
       <w:iCs/>
       <w:color w:val="404040" w:themeColor="text1" w:themeTint="BF"/>
       <w:kern w:val="2"/>
-      <w:lang/>
       <w14:ligatures w14:val="standardContextual"/>
     </w:rPr>
   </w:style>
@@ -5021,7 +9147,6 @@
     </w:pPr>
     <w:rPr>
       <w:kern w:val="2"/>
-      <w:lang/>
       <w14:ligatures w14:val="standardContextual"/>
     </w:rPr>
   </w:style>
@@ -5059,7 +9184,6 @@
       <w:iCs/>
       <w:color w:val="0F4761" w:themeColor="accent1" w:themeShade="BF"/>
       <w:kern w:val="2"/>
-      <w:lang/>
       <w14:ligatures w14:val="standardContextual"/>
     </w:rPr>
   </w:style>
